--- a/Jurnal/Jurnal Bahasa Indonesia Sistem Pemantauan Limbah Cair Industri Terintegrasi Internet of Things dan JavaScript Object Notation Web Token Berbasis Website dan Android.docx
+++ b/Jurnal/Jurnal Bahasa Indonesia Sistem Pemantauan Limbah Cair Industri Terintegrasi Internet of Things dan JavaScript Object Notation Web Token Berbasis Website dan Android.docx
@@ -7,23 +7,13 @@
         <w:spacing w:after="240"/>
         <w:jc w:val="center"/>
         <w:rPr>
-          <w:i/>
-          <w:iCs/>
-          <w:sz w:val="36"/>
-          <w:szCs w:val="36"/>
-        </w:rPr>
-      </w:pPr>
-      <w:proofErr w:type="spellStart"/>
-      <w:r>
-        <w:rPr>
           <w:rFonts w:eastAsiaTheme="minorHAnsi"/>
           <w:kern w:val="2"/>
           <w:sz w:val="36"/>
           <w:szCs w:val="36"/>
         </w:rPr>
-        <w:t>Penerapan</w:t>
-      </w:r>
-      <w:proofErr w:type="spellEnd"/>
+      </w:pPr>
+      <w:proofErr w:type="spellStart"/>
       <w:r>
         <w:rPr>
           <w:rFonts w:eastAsiaTheme="minorHAnsi"/>
@@ -31,7 +21,115 @@
           <w:sz w:val="36"/>
           <w:szCs w:val="36"/>
         </w:rPr>
-        <w:t xml:space="preserve"> </w:t>
+        <w:t>Sistem</w:t>
+      </w:r>
+      <w:proofErr w:type="spellEnd"/>
+      <w:r>
+        <w:rPr>
+          <w:rFonts w:eastAsiaTheme="minorHAnsi"/>
+          <w:kern w:val="2"/>
+          <w:sz w:val="36"/>
+          <w:szCs w:val="36"/>
+        </w:rPr>
+        <w:t xml:space="preserve"> </w:t>
+      </w:r>
+      <w:proofErr w:type="spellStart"/>
+      <w:r>
+        <w:rPr>
+          <w:rFonts w:eastAsiaTheme="minorHAnsi"/>
+          <w:kern w:val="2"/>
+          <w:sz w:val="36"/>
+          <w:szCs w:val="36"/>
+        </w:rPr>
+        <w:t>Pemantauan</w:t>
+      </w:r>
+      <w:proofErr w:type="spellEnd"/>
+      <w:r>
+        <w:rPr>
+          <w:rFonts w:eastAsiaTheme="minorHAnsi"/>
+          <w:kern w:val="2"/>
+          <w:sz w:val="36"/>
+          <w:szCs w:val="36"/>
+        </w:rPr>
+        <w:t xml:space="preserve"> </w:t>
+      </w:r>
+      <w:proofErr w:type="spellStart"/>
+      <w:r>
+        <w:rPr>
+          <w:rFonts w:eastAsiaTheme="minorHAnsi"/>
+          <w:kern w:val="2"/>
+          <w:sz w:val="36"/>
+          <w:szCs w:val="36"/>
+        </w:rPr>
+        <w:t>Limbah</w:t>
+      </w:r>
+      <w:proofErr w:type="spellEnd"/>
+      <w:r>
+        <w:rPr>
+          <w:rFonts w:eastAsiaTheme="minorHAnsi"/>
+          <w:kern w:val="2"/>
+          <w:sz w:val="36"/>
+          <w:szCs w:val="36"/>
+        </w:rPr>
+        <w:t xml:space="preserve"> </w:t>
+      </w:r>
+      <w:proofErr w:type="spellStart"/>
+      <w:r>
+        <w:rPr>
+          <w:rFonts w:eastAsiaTheme="minorHAnsi"/>
+          <w:kern w:val="2"/>
+          <w:sz w:val="36"/>
+          <w:szCs w:val="36"/>
+        </w:rPr>
+        <w:t>Cair</w:t>
+      </w:r>
+      <w:proofErr w:type="spellEnd"/>
+      <w:r>
+        <w:rPr>
+          <w:rFonts w:eastAsiaTheme="minorHAnsi"/>
+          <w:kern w:val="2"/>
+          <w:sz w:val="36"/>
+          <w:szCs w:val="36"/>
+        </w:rPr>
+        <w:t xml:space="preserve"> Industri</w:t>
+      </w:r>
+      <w:r>
+        <w:rPr>
+          <w:rFonts w:eastAsiaTheme="minorHAnsi"/>
+          <w:kern w:val="2"/>
+          <w:sz w:val="36"/>
+          <w:szCs w:val="36"/>
+        </w:rPr>
+        <w:t xml:space="preserve"> </w:t>
+      </w:r>
+      <w:proofErr w:type="spellStart"/>
+      <w:r>
+        <w:rPr>
+          <w:rFonts w:eastAsiaTheme="minorHAnsi"/>
+          <w:kern w:val="2"/>
+          <w:sz w:val="36"/>
+          <w:szCs w:val="36"/>
+        </w:rPr>
+        <w:t>Terintegrasi</w:t>
+      </w:r>
+      <w:proofErr w:type="spellEnd"/>
+      <w:r>
+        <w:rPr>
+          <w:rFonts w:eastAsiaTheme="minorHAnsi"/>
+          <w:kern w:val="2"/>
+          <w:sz w:val="36"/>
+          <w:szCs w:val="36"/>
+        </w:rPr>
+        <w:t xml:space="preserve"> </w:t>
+      </w:r>
+      <w:r>
+        <w:rPr>
+          <w:rFonts w:eastAsiaTheme="minorHAnsi"/>
+          <w:kern w:val="2"/>
+          <w:sz w:val="36"/>
+          <w:szCs w:val="36"/>
+        </w:rPr>
+        <w:br/>
       </w:r>
       <w:r>
         <w:rPr>
@@ -42,7 +140,7 @@
           <w:sz w:val="36"/>
           <w:szCs w:val="36"/>
         </w:rPr>
-        <w:t>Artificial Intelligence</w:t>
+        <w:t>Internet of Things</w:t>
       </w:r>
       <w:r>
         <w:rPr>
@@ -53,7 +151,6 @@
         </w:rPr>
         <w:t xml:space="preserve"> </w:t>
       </w:r>
-      <w:proofErr w:type="spellStart"/>
       <w:r>
         <w:rPr>
           <w:rFonts w:eastAsiaTheme="minorHAnsi"/>
@@ -61,9 +158,8 @@
           <w:sz w:val="36"/>
           <w:szCs w:val="36"/>
         </w:rPr>
-        <w:t>untuk</w:t>
-      </w:r>
-      <w:proofErr w:type="spellEnd"/>
+        <w:t>d</w:t>
+      </w:r>
       <w:r>
         <w:rPr>
           <w:rFonts w:eastAsiaTheme="minorHAnsi"/>
@@ -71,9 +167,8 @@
           <w:sz w:val="36"/>
           <w:szCs w:val="36"/>
         </w:rPr>
-        <w:t xml:space="preserve"> </w:t>
-      </w:r>
-      <w:proofErr w:type="spellStart"/>
+        <w:t>an</w:t>
+      </w:r>
       <w:r>
         <w:rPr>
           <w:rFonts w:eastAsiaTheme="minorHAnsi"/>
@@ -81,9 +176,8 @@
           <w:sz w:val="36"/>
           <w:szCs w:val="36"/>
         </w:rPr>
-        <w:t>Deteksi</w:t>
-      </w:r>
-      <w:proofErr w:type="spellEnd"/>
+        <w:t xml:space="preserve"> </w:t>
+      </w:r>
       <w:r>
         <w:rPr>
           <w:rFonts w:eastAsiaTheme="minorHAnsi"/>
@@ -91,9 +185,8 @@
           <w:sz w:val="36"/>
           <w:szCs w:val="36"/>
         </w:rPr>
-        <w:t xml:space="preserve"> Dini </w:t>
-      </w:r>
-      <w:proofErr w:type="spellStart"/>
+        <w:t>Java</w:t>
+      </w:r>
       <w:r>
         <w:rPr>
           <w:rFonts w:eastAsiaTheme="minorHAnsi"/>
@@ -101,9 +194,8 @@
           <w:sz w:val="36"/>
           <w:szCs w:val="36"/>
         </w:rPr>
-        <w:t>Penyakit</w:t>
-      </w:r>
-      <w:proofErr w:type="spellEnd"/>
+        <w:t>S</w:t>
+      </w:r>
       <w:r>
         <w:rPr>
           <w:rFonts w:eastAsiaTheme="minorHAnsi"/>
@@ -111,47 +203,7 @@
           <w:sz w:val="36"/>
           <w:szCs w:val="36"/>
         </w:rPr>
-        <w:t xml:space="preserve"> pada </w:t>
-      </w:r>
-      <w:proofErr w:type="spellStart"/>
-      <w:r>
-        <w:rPr>
-          <w:rFonts w:eastAsiaTheme="minorHAnsi"/>
-          <w:kern w:val="2"/>
-          <w:sz w:val="36"/>
-          <w:szCs w:val="36"/>
-        </w:rPr>
-        <w:t>Tanaman</w:t>
-      </w:r>
-      <w:proofErr w:type="spellEnd"/>
-      <w:r>
-        <w:rPr>
-          <w:rFonts w:eastAsiaTheme="minorHAnsi"/>
-          <w:kern w:val="2"/>
-          <w:sz w:val="36"/>
-          <w:szCs w:val="36"/>
-        </w:rPr>
-        <w:t xml:space="preserve"> Daun Selada Hidroponik </w:t>
-      </w:r>
-      <w:proofErr w:type="spellStart"/>
-      <w:r>
-        <w:rPr>
-          <w:rFonts w:eastAsiaTheme="minorHAnsi"/>
-          <w:kern w:val="2"/>
-          <w:sz w:val="36"/>
-          <w:szCs w:val="36"/>
-        </w:rPr>
-        <w:t>Berbasis</w:t>
-      </w:r>
-      <w:proofErr w:type="spellEnd"/>
-      <w:r>
-        <w:rPr>
-          <w:rFonts w:eastAsiaTheme="minorHAnsi"/>
-          <w:kern w:val="2"/>
-          <w:sz w:val="36"/>
-          <w:szCs w:val="36"/>
-        </w:rPr>
-        <w:t xml:space="preserve"> </w:t>
+        <w:t xml:space="preserve">cript </w:t>
       </w:r>
       <w:r>
         <w:rPr>
@@ -162,7 +214,92 @@
           <w:sz w:val="36"/>
           <w:szCs w:val="36"/>
         </w:rPr>
-        <w:t>Internet of Things</w:t>
+        <w:t xml:space="preserve">Object Notation Web </w:t>
+      </w:r>
+      <w:r>
+        <w:rPr>
+          <w:rFonts w:eastAsiaTheme="minorHAnsi"/>
+          <w:kern w:val="2"/>
+          <w:sz w:val="36"/>
+          <w:szCs w:val="36"/>
+        </w:rPr>
+        <w:t>Token</w:t>
+      </w:r>
+      <w:r>
+        <w:rPr>
+          <w:rFonts w:eastAsiaTheme="minorHAnsi"/>
+          <w:kern w:val="2"/>
+          <w:sz w:val="36"/>
+          <w:szCs w:val="36"/>
+        </w:rPr>
+        <w:t xml:space="preserve"> </w:t>
+      </w:r>
+      <w:r>
+        <w:rPr>
+          <w:rFonts w:eastAsiaTheme="minorHAnsi"/>
+          <w:kern w:val="2"/>
+          <w:sz w:val="36"/>
+          <w:szCs w:val="36"/>
+        </w:rPr>
+        <w:br/>
+      </w:r>
+      <w:proofErr w:type="spellStart"/>
+      <w:r>
+        <w:rPr>
+          <w:rFonts w:eastAsiaTheme="minorHAnsi"/>
+          <w:kern w:val="2"/>
+          <w:sz w:val="36"/>
+          <w:szCs w:val="36"/>
+        </w:rPr>
+        <w:t>Berbasis</w:t>
+      </w:r>
+      <w:proofErr w:type="spellEnd"/>
+      <w:r>
+        <w:rPr>
+          <w:rFonts w:eastAsiaTheme="minorHAnsi"/>
+          <w:kern w:val="2"/>
+          <w:sz w:val="36"/>
+          <w:szCs w:val="36"/>
+        </w:rPr>
+        <w:t xml:space="preserve"> </w:t>
+      </w:r>
+      <w:r>
+        <w:rPr>
+          <w:rFonts w:eastAsiaTheme="minorHAnsi"/>
+          <w:i/>
+          <w:iCs/>
+          <w:kern w:val="2"/>
+          <w:sz w:val="36"/>
+          <w:szCs w:val="36"/>
+        </w:rPr>
+        <w:t>Website</w:t>
+      </w:r>
+      <w:r>
+        <w:rPr>
+          <w:rFonts w:eastAsiaTheme="minorHAnsi"/>
+          <w:kern w:val="2"/>
+          <w:sz w:val="36"/>
+          <w:szCs w:val="36"/>
+        </w:rPr>
+        <w:t xml:space="preserve"> </w:t>
+      </w:r>
+      <w:r>
+        <w:rPr>
+          <w:rFonts w:eastAsiaTheme="minorHAnsi"/>
+          <w:kern w:val="2"/>
+          <w:sz w:val="36"/>
+          <w:szCs w:val="36"/>
+        </w:rPr>
+        <w:t>d</w:t>
+      </w:r>
+      <w:r>
+        <w:rPr>
+          <w:rFonts w:eastAsiaTheme="minorHAnsi"/>
+          <w:kern w:val="2"/>
+          <w:sz w:val="36"/>
+          <w:szCs w:val="36"/>
+        </w:rPr>
+        <w:t>an Android</w:t>
       </w:r>
     </w:p>
     <w:p>
@@ -172,89 +309,37 @@
         <w:jc w:val="center"/>
       </w:pPr>
       <w:r>
-        <w:t>Badri, Fitri Maharani, A</w:t>
-      </w:r>
-      <w:r>
-        <w:rPr>
-          <w:spacing w:val="-1"/>
-        </w:rPr>
-        <w:t>r</w:t>
-      </w:r>
-      <w:r>
-        <w:t>if</w:t>
-      </w:r>
-      <w:r>
-        <w:rPr>
-          <w:spacing w:val="2"/>
-        </w:rPr>
-        <w:t xml:space="preserve"> </w:t>
-      </w:r>
-      <w:proofErr w:type="spellStart"/>
-      <w:r>
-        <w:t>Nu</w:t>
-      </w:r>
-      <w:r>
-        <w:rPr>
-          <w:spacing w:val="-1"/>
-        </w:rPr>
-        <w:t>r</w:t>
-      </w:r>
-      <w:r>
-        <w:t>sy</w:t>
-      </w:r>
-      <w:r>
-        <w:rPr>
-          <w:spacing w:val="-1"/>
-        </w:rPr>
-        <w:t>a</w:t>
-      </w:r>
-      <w:r>
-        <w:t>hid</w:t>
-      </w:r>
-      <w:proofErr w:type="spellEnd"/>
-      <w:r>
-        <w:t>, H</w:t>
-      </w:r>
-      <w:r>
-        <w:rPr>
-          <w:spacing w:val="-1"/>
-        </w:rPr>
-        <w:t>e</w:t>
-      </w:r>
-      <w:r>
-        <w:t>l</w:t>
-      </w:r>
-      <w:r>
-        <w:rPr>
-          <w:spacing w:val="1"/>
-        </w:rPr>
-        <w:t>m</w:t>
-      </w:r>
-      <w:r>
-        <w:t>y</w:t>
-      </w:r>
-      <w:r>
-        <w:t xml:space="preserve">, Amin </w:t>
-      </w:r>
-      <w:proofErr w:type="spellStart"/>
-      <w:r>
-        <w:t>Suharjono</w:t>
-      </w:r>
-      <w:proofErr w:type="spellEnd"/>
-      <w:r>
-        <w:t xml:space="preserve">, Ari </w:t>
-      </w:r>
-      <w:proofErr w:type="spellStart"/>
-      <w:r>
-        <w:t>Sriyanto</w:t>
-      </w:r>
-      <w:proofErr w:type="spellEnd"/>
-      <w:r>
-        <w:t xml:space="preserve"> Nugroho, Thomas Agung </w:t>
-      </w:r>
-      <w:proofErr w:type="spellStart"/>
-      <w:r>
-        <w:t>Setyawan</w:t>
+        <w:t xml:space="preserve">Imam </w:t>
+      </w:r>
+      <w:proofErr w:type="spellStart"/>
+      <w:r>
+        <w:t>Zaenal</w:t>
+      </w:r>
+      <w:proofErr w:type="spellEnd"/>
+      <w:r>
+        <w:t xml:space="preserve"> Abidin</w:t>
+      </w:r>
+      <w:r>
+        <w:t xml:space="preserve">, </w:t>
+      </w:r>
+      <w:r>
+        <w:t>Muhammad Adriano Khairur Rizky Setyawan</w:t>
+      </w:r>
+      <w:r>
+        <w:t xml:space="preserve">, </w:t>
+      </w:r>
+      <w:r>
+        <w:t>Amin Suharjono</w:t>
+      </w:r>
+      <w:r>
+        <w:t xml:space="preserve">, </w:t>
+      </w:r>
+      <w:r>
+        <w:t xml:space="preserve">Roni </w:t>
+      </w:r>
+      <w:proofErr w:type="spellStart"/>
+      <w:r>
+        <w:t>Apriantoro</w:t>
       </w:r>
       <w:proofErr w:type="spellEnd"/>
     </w:p>
@@ -424,7 +509,7 @@
             <w:position w:val="-1"/>
             <w:lang w:val="sv-SE"/>
           </w:rPr>
-          <w:t>badri.43121107@mhs.</w:t>
+          <w:t>imam.43121115@mhs.</w:t>
         </w:r>
         <w:r>
           <w:rPr>
@@ -519,7 +604,7 @@
             <w:position w:val="-1"/>
             <w:lang w:val="sv-SE"/>
           </w:rPr>
-          <w:t>fitri.43121111@mhs.po</w:t>
+          <w:t>adriano.43121118@mhs.po</w:t>
         </w:r>
         <w:r>
           <w:rPr>
@@ -577,105 +662,10 @@
         <w:r>
           <w:rPr>
             <w:rStyle w:val="Hyperlink"/>
-            <w:spacing w:val="-1"/>
             <w:position w:val="-1"/>
             <w:lang w:val="sv-SE"/>
           </w:rPr>
-          <w:t>a</w:t>
-        </w:r>
-        <w:r>
-          <w:rPr>
-            <w:rStyle w:val="Hyperlink"/>
-            <w:spacing w:val="1"/>
-            <w:position w:val="-1"/>
-            <w:lang w:val="sv-SE"/>
-          </w:rPr>
-          <w:t>r</w:t>
-        </w:r>
-        <w:r>
-          <w:rPr>
-            <w:rStyle w:val="Hyperlink"/>
-            <w:position w:val="-1"/>
-            <w:lang w:val="sv-SE"/>
-          </w:rPr>
-          <w:t>if.nu</w:t>
-        </w:r>
-        <w:r>
-          <w:rPr>
-            <w:rStyle w:val="Hyperlink"/>
-            <w:spacing w:val="-1"/>
-            <w:position w:val="-1"/>
-            <w:lang w:val="sv-SE"/>
-          </w:rPr>
-          <w:t>r</w:t>
-        </w:r>
-        <w:r>
-          <w:rPr>
-            <w:rStyle w:val="Hyperlink"/>
-            <w:position w:val="-1"/>
-            <w:lang w:val="sv-SE"/>
-          </w:rPr>
-          <w:t>sy</w:t>
-        </w:r>
-        <w:r>
-          <w:rPr>
-            <w:rStyle w:val="Hyperlink"/>
-            <w:spacing w:val="-1"/>
-            <w:position w:val="-1"/>
-            <w:lang w:val="sv-SE"/>
-          </w:rPr>
-          <w:t>a</w:t>
-        </w:r>
-        <w:r>
-          <w:rPr>
-            <w:rStyle w:val="Hyperlink"/>
-            <w:position w:val="-1"/>
-            <w:lang w:val="sv-SE"/>
-          </w:rPr>
-          <w:t>hid@polines.</w:t>
-        </w:r>
-        <w:r>
-          <w:rPr>
-            <w:rStyle w:val="Hyperlink"/>
-            <w:spacing w:val="-1"/>
-            <w:position w:val="-1"/>
-            <w:lang w:val="sv-SE"/>
-          </w:rPr>
-          <w:t>ac</w:t>
-        </w:r>
-        <w:r>
-          <w:rPr>
-            <w:rStyle w:val="Hyperlink"/>
-            <w:spacing w:val="2"/>
-            <w:position w:val="-1"/>
-            <w:lang w:val="sv-SE"/>
-          </w:rPr>
-          <w:t>.</w:t>
-        </w:r>
-        <w:r>
-          <w:rPr>
-            <w:rStyle w:val="Hyperlink"/>
-            <w:position w:val="-1"/>
-            <w:lang w:val="sv-SE"/>
-          </w:rPr>
-          <w:t>i</w:t>
-        </w:r>
-        <w:r>
-          <w:rPr>
-            <w:rStyle w:val="Hyperlink"/>
-            <w:spacing w:val="2"/>
-            <w:position w:val="-1"/>
-            <w:lang w:val="sv-SE"/>
-          </w:rPr>
-          <w:t>d</w:t>
-        </w:r>
-        <w:r>
-          <w:rPr>
-            <w:rStyle w:val="Hyperlink"/>
-            <w:position w:val="-1"/>
-            <w:lang w:val="sv-SE"/>
-          </w:rPr>
-          <w:t xml:space="preserve">, </w:t>
+          <w:t xml:space="preserve">amin.suharjono@polines.ac.id, </w:t>
         </w:r>
       </w:hyperlink>
       <w:hyperlink r:id="rId11" w:history="1">
@@ -685,41 +675,7 @@
             <w:position w:val="-1"/>
             <w:lang w:val="sv-SE"/>
           </w:rPr>
-          <w:t>h</w:t>
-        </w:r>
-        <w:r>
-          <w:rPr>
-            <w:rStyle w:val="Hyperlink"/>
-            <w:spacing w:val="-1"/>
-            <w:position w:val="-1"/>
-            <w:lang w:val="sv-SE"/>
-          </w:rPr>
-          <w:t>e</w:t>
-        </w:r>
-        <w:r>
-          <w:rPr>
-            <w:rStyle w:val="Hyperlink"/>
-            <w:position w:val="-1"/>
-            <w:lang w:val="sv-SE"/>
-          </w:rPr>
-          <w:t>l</w:t>
-        </w:r>
-        <w:r>
-          <w:rPr>
-            <w:rStyle w:val="Hyperlink"/>
-            <w:spacing w:val="1"/>
-            <w:position w:val="-1"/>
-            <w:lang w:val="sv-SE"/>
-          </w:rPr>
-          <w:t>m</w:t>
-        </w:r>
-        <w:r>
-          <w:rPr>
-            <w:rStyle w:val="Hyperlink"/>
-            <w:position w:val="-1"/>
-            <w:lang w:val="sv-SE"/>
-          </w:rPr>
-          <w:t>y@polin</w:t>
+          <w:t>roni.apriantoro@polin</w:t>
         </w:r>
         <w:r>
           <w:rPr>
@@ -756,112 +712,6 @@
           <w:t>.id</w:t>
         </w:r>
       </w:hyperlink>
-      <w:r>
-        <w:rPr>
-          <w:color w:val="1F497D" w:themeColor="text2"/>
-        </w:rPr>
-        <w:t>,</w:t>
-      </w:r>
-      <w:r>
-        <w:t xml:space="preserve"> </w:t>
-      </w:r>
-      <w:bookmarkStart w:id="0" w:name="_Hlk205379632"/>
-      <w:r>
-        <w:rPr>
-          <w:u w:val="single"/>
-        </w:rPr>
-        <w:fldChar w:fldCharType="begin"/>
-      </w:r>
-      <w:r>
-        <w:rPr>
-          <w:u w:val="single"/>
-        </w:rPr>
-        <w:instrText>HYPERLINK "mailto:</w:instrText>
-      </w:r>
-      <w:r>
-        <w:rPr>
-          <w:u w:val="single"/>
-        </w:rPr>
-        <w:instrText>amin.suharjono@polines.ac.id</w:instrText>
-      </w:r>
-      <w:r>
-        <w:rPr>
-          <w:u w:val="single"/>
-        </w:rPr>
-        <w:instrText>"</w:instrText>
-      </w:r>
-      <w:r>
-        <w:rPr>
-          <w:u w:val="single"/>
-        </w:rPr>
-      </w:r>
-      <w:r>
-        <w:rPr>
-          <w:u w:val="single"/>
-        </w:rPr>
-        <w:fldChar w:fldCharType="separate"/>
-      </w:r>
-      <w:r>
-        <w:rPr>
-          <w:rStyle w:val="Hyperlink"/>
-        </w:rPr>
-        <w:t>amin.suharjono@polines.ac.id</w:t>
-      </w:r>
-      <w:r>
-        <w:rPr>
-          <w:u w:val="single"/>
-        </w:rPr>
-        <w:fldChar w:fldCharType="end"/>
-      </w:r>
-      <w:r>
-        <w:rPr>
-          <w:color w:val="1F497D" w:themeColor="text2"/>
-          <w:u w:val="single"/>
-        </w:rPr>
-        <w:t>,</w:t>
-      </w:r>
-      <w:r>
-        <w:rPr>
-          <w:u w:val="single"/>
-        </w:rPr>
-        <w:t xml:space="preserve"> </w:t>
-      </w:r>
-      <w:hyperlink r:id="rId12" w:history="1">
-        <w:r>
-          <w:rPr>
-            <w:rStyle w:val="Hyperlink"/>
-          </w:rPr>
-          <w:t>ari.sriyanto@polines.ac.id</w:t>
-        </w:r>
-      </w:hyperlink>
-      <w:r>
-        <w:rPr>
-          <w:color w:val="1F497D" w:themeColor="text2"/>
-          <w:u w:val="single"/>
-        </w:rPr>
-        <w:t>,</w:t>
-      </w:r>
-      <w:r>
-        <w:rPr>
-          <w:u w:val="single"/>
-        </w:rPr>
-        <w:t xml:space="preserve"> </w:t>
-      </w:r>
-      <w:hyperlink r:id="rId13" w:history="1">
-        <w:r>
-          <w:rPr>
-            <w:rStyle w:val="Hyperlink"/>
-          </w:rPr>
-          <w:t>thomas@polines.ac.id</w:t>
-        </w:r>
-      </w:hyperlink>
-      <w:r>
-        <w:rPr>
-          <w:u w:val="single"/>
-        </w:rPr>
-        <w:t xml:space="preserve"> </w:t>
-      </w:r>
-      <w:bookmarkEnd w:id="0"/>
     </w:p>
     <w:p>
       <w:pPr>
@@ -880,7 +730,7 @@
           <w:lang w:val="sv-SE"/>
         </w:rPr>
         <w:sectPr>
-          <w:footerReference w:type="default" r:id="rId14"/>
+          <w:footerReference w:type="default" r:id="rId12"/>
           <w:pgSz w:w="11920" w:h="16840"/>
           <w:pgMar w:top="1340" w:right="740" w:bottom="280" w:left="800" w:header="0" w:footer="941" w:gutter="0"/>
           <w:cols w:space="653"/>
@@ -897,25 +747,10 @@
       </w:pPr>
       <w:r>
         <w:rPr>
-          <w:i/>
-          <w:lang w:val="sv-SE"/>
-        </w:rPr>
-        <w:t>Abstra</w:t>
-      </w:r>
-      <w:r>
-        <w:rPr>
-          <w:i/>
-          <w:spacing w:val="-1"/>
-          <w:lang w:val="sv-SE"/>
-        </w:rPr>
-        <w:t>c</w:t>
-      </w:r>
-      <w:r>
-        <w:rPr>
-          <w:i/>
-          <w:lang w:val="sv-SE"/>
-        </w:rPr>
-        <w:t>t</w:t>
+          <w:iCs/>
+          <w:lang w:val="sv-SE"/>
+        </w:rPr>
+        <w:t>Abstrak</w:t>
       </w:r>
       <w:r>
         <w:rPr>
@@ -931,100 +766,1131 @@
         </w:rPr>
         <w:t xml:space="preserve">- </w:t>
       </w:r>
-      <w:r>
-        <w:rPr>
-          <w:szCs w:val="28"/>
-          <w:lang w:val="sv-SE"/>
-        </w:rPr>
-        <w:t xml:space="preserve">Budidaya selada hidroponik menghadapi tantangan berupa risiko penyakit daun yang disebabkan oleh perawatan kurang tepat, suhu tinggi, ketidakseimbangan nutrisi, dan minimnya pengetahuan kondisi tanaman. </w:t>
-      </w:r>
-      <w:r>
-        <w:rPr>
-          <w:szCs w:val="28"/>
-          <w:lang w:val="sv-SE"/>
-        </w:rPr>
-        <w:t xml:space="preserve">Pemantauan manual yang dilakukan pengelola </w:t>
-      </w:r>
-      <w:r>
-        <w:rPr>
-          <w:i/>
-          <w:iCs/>
-          <w:szCs w:val="28"/>
-          <w:lang w:val="sv-SE"/>
-        </w:rPr>
-        <w:t>greenhouse</w:t>
-      </w:r>
-      <w:r>
-        <w:rPr>
-          <w:szCs w:val="28"/>
-          <w:lang w:val="sv-SE"/>
-        </w:rPr>
-        <w:t xml:space="preserve"> kurang efektif, sementara lambatnya mitigasi penyakit saat gejala awal muncul dapat menyebabkan penyebaran cepat dalam sistem hidroponik dan berujung pada kegagalan panen serta kerugian ekonomi signifikan. Penelitian ini bertujuan untuk merancang dan membuat alat deteksi dini penyakit pada tanaman daun selada hidroponik dengan sistem notifikasi untuk mitigasi cepat. Metode yang digunakan adalah </w:t>
-      </w:r>
-      <w:r>
-        <w:rPr>
-          <w:i/>
-          <w:iCs/>
-          <w:szCs w:val="28"/>
-          <w:lang w:val="sv-SE"/>
-        </w:rPr>
-        <w:t>Convolutional Neural Network</w:t>
-      </w:r>
-      <w:r>
-        <w:rPr>
-          <w:szCs w:val="28"/>
-          <w:lang w:val="sv-SE"/>
-        </w:rPr>
-        <w:t xml:space="preserve"> (CNN) untuk mendeteksi kondisi selada berupa sehat, layu, kekurangan nutrisi, dan pH berlebih. Model CNN yang telah dilatih diintegrasikan dengan Raspberry Pi 4 yang terhubung kamera untuk mengambil gambar selada. Hasil penelitian menunjukkan sistem klasifikasi mencapai akurasi 96,88% pada data uji dan 88,44% saat implementasi di lingkungan nyata. Sistem transmisi data memiliki rata-rata </w:t>
-      </w:r>
-      <w:r>
-        <w:rPr>
-          <w:i/>
-          <w:iCs/>
-          <w:szCs w:val="28"/>
-          <w:lang w:val="sv-SE"/>
-        </w:rPr>
-        <w:t>delay</w:t>
-      </w:r>
-      <w:r>
-        <w:rPr>
-          <w:szCs w:val="28"/>
-          <w:lang w:val="sv-SE"/>
-        </w:rPr>
-        <w:t xml:space="preserve"> 1,0625 detik dengan </w:t>
-      </w:r>
-      <w:r>
-        <w:rPr>
-          <w:i/>
-          <w:iCs/>
-          <w:szCs w:val="28"/>
-          <w:lang w:val="sv-SE"/>
-        </w:rPr>
-        <w:t>data loss</w:t>
-      </w:r>
-      <w:r>
-        <w:rPr>
-          <w:szCs w:val="28"/>
-          <w:lang w:val="sv-SE"/>
-        </w:rPr>
-        <w:t xml:space="preserve"> 0%. Sistem notifikasi Telegram berhasil diimplementasikan dengan rata-rata </w:t>
-      </w:r>
-      <w:r>
-        <w:rPr>
-          <w:i/>
-          <w:iCs/>
-          <w:szCs w:val="28"/>
-          <w:lang w:val="sv-SE"/>
-        </w:rPr>
-        <w:t>delay</w:t>
-      </w:r>
-      <w:r>
-        <w:rPr>
-          <w:szCs w:val="28"/>
-          <w:lang w:val="sv-SE"/>
-        </w:rPr>
-        <w:t xml:space="preserve"> pengiriman 2,201 detik. Integrasi sistem klasifikasi AI dengan notifikasi berhasil mendeteksi gejala penyakit daun selada secara otomatis dan mengirimkan hasil deteksi secara berkala kepada pengguna</w:t>
-      </w:r>
+      <w:proofErr w:type="spellStart"/>
+      <w:r>
+        <w:t>Peningkatan</w:t>
+      </w:r>
+      <w:proofErr w:type="spellEnd"/>
+      <w:r>
+        <w:t xml:space="preserve"> </w:t>
+      </w:r>
+      <w:proofErr w:type="spellStart"/>
+      <w:r>
+        <w:t>kebutuhan</w:t>
+      </w:r>
+      <w:proofErr w:type="spellEnd"/>
+      <w:r>
+        <w:t xml:space="preserve"> </w:t>
+      </w:r>
+      <w:proofErr w:type="spellStart"/>
+      <w:r>
+        <w:t>terhadap</w:t>
+      </w:r>
+      <w:proofErr w:type="spellEnd"/>
+      <w:r>
+        <w:t xml:space="preserve"> </w:t>
+      </w:r>
+      <w:proofErr w:type="spellStart"/>
+      <w:r>
+        <w:t>sistem</w:t>
+      </w:r>
+      <w:proofErr w:type="spellEnd"/>
+      <w:r>
+        <w:t xml:space="preserve"> </w:t>
+      </w:r>
+      <w:proofErr w:type="spellStart"/>
+      <w:r>
+        <w:t>pemantauan</w:t>
+      </w:r>
+      <w:proofErr w:type="spellEnd"/>
+      <w:r>
+        <w:t xml:space="preserve"> </w:t>
+      </w:r>
+      <w:proofErr w:type="spellStart"/>
+      <w:r>
+        <w:t>limbah</w:t>
+      </w:r>
+      <w:proofErr w:type="spellEnd"/>
+      <w:r>
+        <w:t xml:space="preserve"> </w:t>
+      </w:r>
+      <w:proofErr w:type="spellStart"/>
+      <w:r>
+        <w:t>cair</w:t>
+      </w:r>
+      <w:proofErr w:type="spellEnd"/>
+      <w:r>
+        <w:t xml:space="preserve"> </w:t>
+      </w:r>
+      <w:proofErr w:type="spellStart"/>
+      <w:r>
+        <w:t>industri</w:t>
+      </w:r>
+      <w:proofErr w:type="spellEnd"/>
+      <w:r>
+        <w:t xml:space="preserve"> </w:t>
+      </w:r>
+      <w:proofErr w:type="spellStart"/>
+      <w:r>
+        <w:t>merupakan</w:t>
+      </w:r>
+      <w:proofErr w:type="spellEnd"/>
+      <w:r>
+        <w:t xml:space="preserve"> </w:t>
+      </w:r>
+      <w:proofErr w:type="spellStart"/>
+      <w:r>
+        <w:t>tantangan</w:t>
+      </w:r>
+      <w:proofErr w:type="spellEnd"/>
+      <w:r>
+        <w:t xml:space="preserve"> </w:t>
+      </w:r>
+      <w:proofErr w:type="spellStart"/>
+      <w:r>
+        <w:t>strategis</w:t>
+      </w:r>
+      <w:proofErr w:type="spellEnd"/>
+      <w:r>
+        <w:t xml:space="preserve"> </w:t>
+      </w:r>
+      <w:proofErr w:type="spellStart"/>
+      <w:r>
+        <w:t>dalam</w:t>
+      </w:r>
+      <w:proofErr w:type="spellEnd"/>
+      <w:r>
+        <w:t xml:space="preserve"> </w:t>
+      </w:r>
+      <w:proofErr w:type="spellStart"/>
+      <w:r>
+        <w:t>memastikan</w:t>
+      </w:r>
+      <w:proofErr w:type="spellEnd"/>
+      <w:r>
+        <w:t xml:space="preserve"> </w:t>
+      </w:r>
+      <w:proofErr w:type="spellStart"/>
+      <w:r>
+        <w:t>kepatuhan</w:t>
+      </w:r>
+      <w:proofErr w:type="spellEnd"/>
+      <w:r>
+        <w:t xml:space="preserve"> </w:t>
+      </w:r>
+      <w:proofErr w:type="spellStart"/>
+      <w:r>
+        <w:t>terhadap</w:t>
+      </w:r>
+      <w:proofErr w:type="spellEnd"/>
+      <w:r>
+        <w:t xml:space="preserve"> </w:t>
+      </w:r>
+      <w:proofErr w:type="spellStart"/>
+      <w:r>
+        <w:t>regulasi</w:t>
+      </w:r>
+      <w:proofErr w:type="spellEnd"/>
+      <w:r>
+        <w:t xml:space="preserve"> </w:t>
+      </w:r>
+      <w:proofErr w:type="spellStart"/>
+      <w:r>
+        <w:t>lingkungan</w:t>
+      </w:r>
+      <w:proofErr w:type="spellEnd"/>
+      <w:r>
+        <w:t xml:space="preserve"> dan </w:t>
+      </w:r>
+      <w:proofErr w:type="spellStart"/>
+      <w:r>
+        <w:t>mencegah</w:t>
+      </w:r>
+      <w:proofErr w:type="spellEnd"/>
+      <w:r>
+        <w:t xml:space="preserve"> </w:t>
+      </w:r>
+      <w:proofErr w:type="spellStart"/>
+      <w:r>
+        <w:t>pencemaran</w:t>
+      </w:r>
+      <w:proofErr w:type="spellEnd"/>
+      <w:r>
+        <w:t xml:space="preserve">. Sebagian </w:t>
+      </w:r>
+      <w:proofErr w:type="spellStart"/>
+      <w:r>
+        <w:t>besar</w:t>
+      </w:r>
+      <w:proofErr w:type="spellEnd"/>
+      <w:r>
+        <w:t xml:space="preserve"> </w:t>
+      </w:r>
+      <w:proofErr w:type="spellStart"/>
+      <w:r>
+        <w:t>sistem</w:t>
+      </w:r>
+      <w:proofErr w:type="spellEnd"/>
+      <w:r>
+        <w:t xml:space="preserve"> </w:t>
+      </w:r>
+      <w:r>
+        <w:t xml:space="preserve">yang </w:t>
+      </w:r>
+      <w:proofErr w:type="spellStart"/>
+      <w:r>
+        <w:t>telah</w:t>
+      </w:r>
+      <w:proofErr w:type="spellEnd"/>
+      <w:r>
+        <w:t xml:space="preserve"> </w:t>
+      </w:r>
+      <w:proofErr w:type="spellStart"/>
+      <w:r>
+        <w:t>ada</w:t>
+      </w:r>
+      <w:proofErr w:type="spellEnd"/>
+      <w:r>
+        <w:t xml:space="preserve"> </w:t>
+      </w:r>
+      <w:proofErr w:type="spellStart"/>
+      <w:r>
+        <w:t>belum</w:t>
+      </w:r>
+      <w:proofErr w:type="spellEnd"/>
+      <w:r>
+        <w:t xml:space="preserve"> </w:t>
+      </w:r>
+      <w:proofErr w:type="spellStart"/>
+      <w:r>
+        <w:t>mampu</w:t>
+      </w:r>
+      <w:proofErr w:type="spellEnd"/>
+      <w:r>
+        <w:t xml:space="preserve"> </w:t>
+      </w:r>
+      <w:proofErr w:type="spellStart"/>
+      <w:r>
+        <w:t>mengintegrasikan</w:t>
+      </w:r>
+      <w:proofErr w:type="spellEnd"/>
+      <w:r>
+        <w:t xml:space="preserve"> </w:t>
+      </w:r>
+      <w:proofErr w:type="spellStart"/>
+      <w:r>
+        <w:t>komunikasi</w:t>
+      </w:r>
+      <w:proofErr w:type="spellEnd"/>
+      <w:r>
+        <w:t xml:space="preserve"> multi-</w:t>
+      </w:r>
+      <w:proofErr w:type="spellStart"/>
+      <w:r>
+        <w:t>protokol</w:t>
+      </w:r>
+      <w:proofErr w:type="spellEnd"/>
+      <w:r>
+        <w:t xml:space="preserve">, </w:t>
+      </w:r>
+      <w:proofErr w:type="spellStart"/>
+      <w:r>
+        <w:t>mekanisme</w:t>
+      </w:r>
+      <w:proofErr w:type="spellEnd"/>
+      <w:r>
+        <w:t xml:space="preserve"> </w:t>
+      </w:r>
+      <w:proofErr w:type="spellStart"/>
+      <w:r>
+        <w:t>keamanan</w:t>
+      </w:r>
+      <w:proofErr w:type="spellEnd"/>
+      <w:r>
+        <w:t xml:space="preserve"> </w:t>
+      </w:r>
+      <w:proofErr w:type="spellStart"/>
+      <w:r>
+        <w:t>berlapis</w:t>
+      </w:r>
+      <w:proofErr w:type="spellEnd"/>
+      <w:r>
+        <w:t xml:space="preserve">, </w:t>
+      </w:r>
+      <w:proofErr w:type="spellStart"/>
+      <w:r>
+        <w:t>serta</w:t>
+      </w:r>
+      <w:proofErr w:type="spellEnd"/>
+      <w:r>
+        <w:t xml:space="preserve"> </w:t>
+      </w:r>
+      <w:proofErr w:type="spellStart"/>
+      <w:r>
+        <w:t>fitur</w:t>
+      </w:r>
+      <w:proofErr w:type="spellEnd"/>
+      <w:r>
+        <w:t xml:space="preserve"> </w:t>
+      </w:r>
+      <w:proofErr w:type="spellStart"/>
+      <w:r>
+        <w:t>notifikasi</w:t>
+      </w:r>
+      <w:proofErr w:type="spellEnd"/>
+      <w:r>
+        <w:t xml:space="preserve"> yang </w:t>
+      </w:r>
+      <w:proofErr w:type="spellStart"/>
+      <w:r>
+        <w:t>responsif</w:t>
+      </w:r>
+      <w:proofErr w:type="spellEnd"/>
+      <w:r>
+        <w:t xml:space="preserve">. </w:t>
+      </w:r>
+      <w:proofErr w:type="spellStart"/>
+      <w:r>
+        <w:t>Penelitian</w:t>
+      </w:r>
+      <w:proofErr w:type="spellEnd"/>
+      <w:r>
+        <w:t xml:space="preserve"> </w:t>
+      </w:r>
+      <w:proofErr w:type="spellStart"/>
+      <w:r>
+        <w:t>ini</w:t>
+      </w:r>
+      <w:proofErr w:type="spellEnd"/>
+      <w:r>
+        <w:t xml:space="preserve"> </w:t>
+      </w:r>
+      <w:proofErr w:type="spellStart"/>
+      <w:r>
+        <w:t>merancang</w:t>
+      </w:r>
+      <w:proofErr w:type="spellEnd"/>
+      <w:r>
+        <w:t xml:space="preserve"> dan </w:t>
+      </w:r>
+      <w:proofErr w:type="spellStart"/>
+      <w:r>
+        <w:t>mengimplementasikan</w:t>
+      </w:r>
+      <w:proofErr w:type="spellEnd"/>
+      <w:r>
+        <w:t xml:space="preserve"> </w:t>
+      </w:r>
+      <w:proofErr w:type="spellStart"/>
+      <w:r>
+        <w:t>sistem</w:t>
+      </w:r>
+      <w:proofErr w:type="spellEnd"/>
+      <w:r>
+        <w:t xml:space="preserve"> </w:t>
+      </w:r>
+      <w:proofErr w:type="spellStart"/>
+      <w:r>
+        <w:t>pemantauan</w:t>
+      </w:r>
+      <w:proofErr w:type="spellEnd"/>
+      <w:r>
+        <w:t xml:space="preserve"> </w:t>
+      </w:r>
+      <w:proofErr w:type="spellStart"/>
+      <w:r>
+        <w:t>limbah</w:t>
+      </w:r>
+      <w:proofErr w:type="spellEnd"/>
+      <w:r>
+        <w:t xml:space="preserve"> </w:t>
+      </w:r>
+      <w:proofErr w:type="spellStart"/>
+      <w:r>
+        <w:t>cair</w:t>
+      </w:r>
+      <w:proofErr w:type="spellEnd"/>
+      <w:r>
+        <w:t xml:space="preserve"> </w:t>
+      </w:r>
+      <w:proofErr w:type="spellStart"/>
+      <w:r>
+        <w:t>berbasis</w:t>
+      </w:r>
+      <w:proofErr w:type="spellEnd"/>
+      <w:r>
+        <w:t xml:space="preserve"> </w:t>
+      </w:r>
+      <w:r>
+        <w:t xml:space="preserve">Internet of Things </w:t>
+      </w:r>
+      <w:r>
+        <w:t xml:space="preserve">(IoT) </w:t>
+      </w:r>
+      <w:proofErr w:type="spellStart"/>
+      <w:r>
+        <w:t>dengan</w:t>
+      </w:r>
+      <w:proofErr w:type="spellEnd"/>
+      <w:r>
+        <w:t xml:space="preserve"> J</w:t>
+      </w:r>
+      <w:r>
+        <w:t xml:space="preserve">avaScript </w:t>
+      </w:r>
+      <w:r>
+        <w:t xml:space="preserve">Object Notation Web Token (JWT), </w:t>
+      </w:r>
+      <w:proofErr w:type="spellStart"/>
+      <w:r>
+        <w:t>mendukung</w:t>
+      </w:r>
+      <w:proofErr w:type="spellEnd"/>
+      <w:r>
+        <w:t xml:space="preserve"> </w:t>
+      </w:r>
+      <w:proofErr w:type="spellStart"/>
+      <w:r>
+        <w:t>protokol</w:t>
+      </w:r>
+      <w:proofErr w:type="spellEnd"/>
+      <w:r>
+        <w:t xml:space="preserve"> </w:t>
+      </w:r>
+      <w:proofErr w:type="spellStart"/>
+      <w:r>
+        <w:t>HyperText</w:t>
+      </w:r>
+      <w:proofErr w:type="spellEnd"/>
+      <w:r>
+        <w:t xml:space="preserve"> Transfer Protocol (</w:t>
+      </w:r>
+      <w:r>
+        <w:t>HTTP</w:t>
+      </w:r>
+      <w:r>
+        <w:t>)</w:t>
+      </w:r>
+      <w:r>
+        <w:t xml:space="preserve"> dan </w:t>
+      </w:r>
+      <w:r>
+        <w:rPr>
+          <w:lang w:val="en-ID" w:eastAsia="en-ID"/>
+        </w:rPr>
+        <w:t xml:space="preserve">Message Queuing Telemetry Transport </w:t>
+      </w:r>
+      <w:r>
+        <w:rPr>
+          <w:lang w:val="en-ID" w:eastAsia="en-ID"/>
+        </w:rPr>
+        <w:t>(</w:t>
+      </w:r>
+      <w:r>
+        <w:t>MQTT</w:t>
+      </w:r>
+      <w:r>
+        <w:t>)</w:t>
+      </w:r>
+      <w:r>
+        <w:t xml:space="preserve">, </w:t>
+      </w:r>
+      <w:proofErr w:type="spellStart"/>
+      <w:r>
+        <w:t>dilengkapi</w:t>
+      </w:r>
+      <w:proofErr w:type="spellEnd"/>
+      <w:r>
+        <w:t xml:space="preserve"> </w:t>
+      </w:r>
+      <w:proofErr w:type="spellStart"/>
+      <w:r>
+        <w:t>enkripsi</w:t>
+      </w:r>
+      <w:proofErr w:type="spellEnd"/>
+      <w:r>
+        <w:t xml:space="preserve"> AES-128, </w:t>
+      </w:r>
+      <w:r>
+        <w:t>HTTP Secure (</w:t>
+      </w:r>
+      <w:r>
+        <w:t>HTTPS</w:t>
+      </w:r>
+      <w:r>
+        <w:t>)</w:t>
+      </w:r>
+      <w:r>
+        <w:t xml:space="preserve">, </w:t>
+      </w:r>
+      <w:proofErr w:type="spellStart"/>
+      <w:r>
+        <w:t>serta</w:t>
+      </w:r>
+      <w:proofErr w:type="spellEnd"/>
+      <w:r>
+        <w:t xml:space="preserve"> </w:t>
+      </w:r>
+      <w:proofErr w:type="spellStart"/>
+      <w:r>
+        <w:t>antarmuka</w:t>
+      </w:r>
+      <w:proofErr w:type="spellEnd"/>
+      <w:r>
+        <w:t xml:space="preserve"> </w:t>
+      </w:r>
+      <w:proofErr w:type="spellStart"/>
+      <w:r>
+        <w:t>berbasis</w:t>
+      </w:r>
+      <w:proofErr w:type="spellEnd"/>
+      <w:r>
+        <w:t xml:space="preserve"> web dan Android. </w:t>
+      </w:r>
+      <w:proofErr w:type="spellStart"/>
+      <w:r>
+        <w:t>Metodologi</w:t>
+      </w:r>
+      <w:proofErr w:type="spellEnd"/>
+      <w:r>
+        <w:t xml:space="preserve"> yang </w:t>
+      </w:r>
+      <w:proofErr w:type="spellStart"/>
+      <w:r>
+        <w:t>digunakan</w:t>
+      </w:r>
+      <w:proofErr w:type="spellEnd"/>
+      <w:r>
+        <w:t xml:space="preserve"> </w:t>
+      </w:r>
+      <w:proofErr w:type="spellStart"/>
+      <w:r>
+        <w:t>adalah</w:t>
+      </w:r>
+      <w:proofErr w:type="spellEnd"/>
+      <w:r>
+        <w:t xml:space="preserve"> Agile-Scrum, </w:t>
+      </w:r>
+      <w:proofErr w:type="spellStart"/>
+      <w:r>
+        <w:t>mencakup</w:t>
+      </w:r>
+      <w:proofErr w:type="spellEnd"/>
+      <w:r>
+        <w:t xml:space="preserve"> </w:t>
+      </w:r>
+      <w:proofErr w:type="spellStart"/>
+      <w:r>
+        <w:t>tahap</w:t>
+      </w:r>
+      <w:proofErr w:type="spellEnd"/>
+      <w:r>
+        <w:t xml:space="preserve"> </w:t>
+      </w:r>
+      <w:proofErr w:type="spellStart"/>
+      <w:r>
+        <w:t>perencanaan</w:t>
+      </w:r>
+      <w:proofErr w:type="spellEnd"/>
+      <w:r>
+        <w:t xml:space="preserve">, </w:t>
+      </w:r>
+      <w:proofErr w:type="spellStart"/>
+      <w:r>
+        <w:t>perancangan</w:t>
+      </w:r>
+      <w:proofErr w:type="spellEnd"/>
+      <w:r>
+        <w:t xml:space="preserve">, </w:t>
+      </w:r>
+      <w:proofErr w:type="spellStart"/>
+      <w:r>
+        <w:t>implementasi</w:t>
+      </w:r>
+      <w:proofErr w:type="spellEnd"/>
+      <w:r>
+        <w:t xml:space="preserve">, </w:t>
+      </w:r>
+      <w:proofErr w:type="spellStart"/>
+      <w:r>
+        <w:t>serta</w:t>
+      </w:r>
+      <w:proofErr w:type="spellEnd"/>
+      <w:r>
+        <w:t xml:space="preserve"> </w:t>
+      </w:r>
+      <w:proofErr w:type="spellStart"/>
+      <w:r>
+        <w:t>pengujian</w:t>
+      </w:r>
+      <w:proofErr w:type="spellEnd"/>
+      <w:r>
+        <w:t xml:space="preserve"> </w:t>
+      </w:r>
+      <w:proofErr w:type="spellStart"/>
+      <w:r>
+        <w:t>meliputi</w:t>
+      </w:r>
+      <w:proofErr w:type="spellEnd"/>
+      <w:r>
+        <w:t xml:space="preserve"> black box, </w:t>
+      </w:r>
+      <w:proofErr w:type="spellStart"/>
+      <w:r>
+        <w:t>keamanan</w:t>
+      </w:r>
+      <w:proofErr w:type="spellEnd"/>
+      <w:r>
+        <w:t xml:space="preserve">, </w:t>
+      </w:r>
+      <w:proofErr w:type="spellStart"/>
+      <w:r>
+        <w:t>performa</w:t>
+      </w:r>
+      <w:proofErr w:type="spellEnd"/>
+      <w:r>
+        <w:t xml:space="preserve">, </w:t>
+      </w:r>
+      <w:proofErr w:type="spellStart"/>
+      <w:r>
+        <w:t>notifikasi</w:t>
+      </w:r>
+      <w:proofErr w:type="spellEnd"/>
+      <w:r>
+        <w:t xml:space="preserve">, dan User Acceptance Testing (UAT). Hasil </w:t>
+      </w:r>
+      <w:proofErr w:type="spellStart"/>
+      <w:r>
+        <w:t>penelitian</w:t>
+      </w:r>
+      <w:proofErr w:type="spellEnd"/>
+      <w:r>
+        <w:t xml:space="preserve"> </w:t>
+      </w:r>
+      <w:proofErr w:type="spellStart"/>
+      <w:r>
+        <w:t>menunjukkan</w:t>
+      </w:r>
+      <w:proofErr w:type="spellEnd"/>
+      <w:r>
+        <w:t xml:space="preserve"> </w:t>
+      </w:r>
+      <w:proofErr w:type="spellStart"/>
+      <w:r>
+        <w:t>sistem</w:t>
+      </w:r>
+      <w:proofErr w:type="spellEnd"/>
+      <w:r>
+        <w:t xml:space="preserve"> </w:t>
+      </w:r>
+      <w:proofErr w:type="spellStart"/>
+      <w:r>
+        <w:t>mampu</w:t>
+      </w:r>
+      <w:proofErr w:type="spellEnd"/>
+      <w:r>
+        <w:t xml:space="preserve"> </w:t>
+      </w:r>
+      <w:proofErr w:type="spellStart"/>
+      <w:r>
+        <w:t>memantau</w:t>
+      </w:r>
+      <w:proofErr w:type="spellEnd"/>
+      <w:r>
+        <w:t xml:space="preserve"> parameter debit, </w:t>
+      </w:r>
+      <w:proofErr w:type="spellStart"/>
+      <w:r>
+        <w:t>kekeruhan</w:t>
+      </w:r>
+      <w:proofErr w:type="spellEnd"/>
+      <w:r>
+        <w:t xml:space="preserve">, pH, </w:t>
+      </w:r>
+      <w:proofErr w:type="spellStart"/>
+      <w:r>
+        <w:t>amonia</w:t>
+      </w:r>
+      <w:proofErr w:type="spellEnd"/>
+      <w:r>
+        <w:t xml:space="preserve"> nitrogen</w:t>
+      </w:r>
+      <w:r>
+        <w:t xml:space="preserve">, dan </w:t>
+      </w:r>
+      <w:r>
+        <w:t>Chemical Oxygen Demand (</w:t>
+      </w:r>
+      <w:r>
+        <w:t>COD</w:t>
+      </w:r>
+      <w:r>
+        <w:t>)</w:t>
+      </w:r>
+      <w:r>
+        <w:t xml:space="preserve"> </w:t>
+      </w:r>
+      <w:proofErr w:type="spellStart"/>
+      <w:r>
+        <w:t>secara</w:t>
+      </w:r>
+      <w:proofErr w:type="spellEnd"/>
+      <w:r>
+        <w:t xml:space="preserve"> real-time, </w:t>
+      </w:r>
+      <w:proofErr w:type="spellStart"/>
+      <w:r>
+        <w:t>dengan</w:t>
+      </w:r>
+      <w:proofErr w:type="spellEnd"/>
+      <w:r>
+        <w:t xml:space="preserve"> </w:t>
+      </w:r>
+      <w:proofErr w:type="spellStart"/>
+      <w:r>
+        <w:t>tingkat</w:t>
+      </w:r>
+      <w:proofErr w:type="spellEnd"/>
+      <w:r>
+        <w:t xml:space="preserve"> </w:t>
+      </w:r>
+      <w:proofErr w:type="spellStart"/>
+      <w:r>
+        <w:t>keberhasilan</w:t>
+      </w:r>
+      <w:proofErr w:type="spellEnd"/>
+      <w:r>
+        <w:t xml:space="preserve"> 100% pada 16 </w:t>
+      </w:r>
+      <w:proofErr w:type="spellStart"/>
+      <w:r>
+        <w:t>skenario</w:t>
+      </w:r>
+      <w:proofErr w:type="spellEnd"/>
+      <w:r>
+        <w:t xml:space="preserve"> </w:t>
+      </w:r>
+      <w:proofErr w:type="spellStart"/>
+      <w:r>
+        <w:t>pengujian</w:t>
+      </w:r>
+      <w:proofErr w:type="spellEnd"/>
+      <w:r>
+        <w:t xml:space="preserve"> black box. </w:t>
+      </w:r>
+      <w:proofErr w:type="spellStart"/>
+      <w:r>
+        <w:t>Pengujian</w:t>
+      </w:r>
+      <w:proofErr w:type="spellEnd"/>
+      <w:r>
+        <w:t xml:space="preserve"> </w:t>
+      </w:r>
+      <w:proofErr w:type="spellStart"/>
+      <w:r>
+        <w:t>performa</w:t>
+      </w:r>
+      <w:proofErr w:type="spellEnd"/>
+      <w:r>
+        <w:t xml:space="preserve"> </w:t>
+      </w:r>
+      <w:proofErr w:type="spellStart"/>
+      <w:r>
+        <w:t>mencatat</w:t>
+      </w:r>
+      <w:proofErr w:type="spellEnd"/>
+      <w:r>
+        <w:t xml:space="preserve"> </w:t>
+      </w:r>
+      <w:proofErr w:type="spellStart"/>
+      <w:r>
+        <w:t>waktu</w:t>
+      </w:r>
+      <w:proofErr w:type="spellEnd"/>
+      <w:r>
+        <w:t xml:space="preserve"> </w:t>
+      </w:r>
+      <w:proofErr w:type="spellStart"/>
+      <w:r>
+        <w:t>DOMContentLoaded</w:t>
+      </w:r>
+      <w:proofErr w:type="spellEnd"/>
+      <w:r>
+        <w:t xml:space="preserve"> &lt;250 </w:t>
+      </w:r>
+      <w:proofErr w:type="spellStart"/>
+      <w:r>
+        <w:t>ms</w:t>
+      </w:r>
+      <w:proofErr w:type="spellEnd"/>
+      <w:r>
+        <w:t xml:space="preserve">, </w:t>
+      </w:r>
+      <w:proofErr w:type="spellStart"/>
+      <w:r>
+        <w:t>penggunaan</w:t>
+      </w:r>
+      <w:proofErr w:type="spellEnd"/>
+      <w:r>
+        <w:t xml:space="preserve"> CPU Android &lt;10%, dan </w:t>
+      </w:r>
+      <w:proofErr w:type="spellStart"/>
+      <w:r>
+        <w:t>konsumsi</w:t>
+      </w:r>
+      <w:proofErr w:type="spellEnd"/>
+      <w:r>
+        <w:t xml:space="preserve"> </w:t>
+      </w:r>
+      <w:proofErr w:type="spellStart"/>
+      <w:r>
+        <w:t>memori</w:t>
+      </w:r>
+      <w:proofErr w:type="spellEnd"/>
+      <w:r>
+        <w:t xml:space="preserve"> 20–31 MB. </w:t>
+      </w:r>
+      <w:proofErr w:type="spellStart"/>
+      <w:r>
+        <w:t>Entropi</w:t>
+      </w:r>
+      <w:proofErr w:type="spellEnd"/>
+      <w:r>
+        <w:t xml:space="preserve"> </w:t>
+      </w:r>
+      <w:proofErr w:type="spellStart"/>
+      <w:r>
+        <w:t>kunci</w:t>
+      </w:r>
+      <w:proofErr w:type="spellEnd"/>
+      <w:r>
+        <w:t xml:space="preserve"> AES-128 </w:t>
+      </w:r>
+      <w:proofErr w:type="spellStart"/>
+      <w:r>
+        <w:t>setara</w:t>
+      </w:r>
+      <w:proofErr w:type="spellEnd"/>
+      <w:r>
+        <w:t xml:space="preserve"> </w:t>
+      </w:r>
+      <w:proofErr w:type="spellStart"/>
+      <w:r>
+        <w:t>ketahanan</w:t>
+      </w:r>
+      <w:proofErr w:type="spellEnd"/>
+      <w:r>
+        <w:t xml:space="preserve"> </w:t>
+      </w:r>
+      <w:proofErr w:type="spellStart"/>
+      <w:r>
+        <w:t>teoretis</w:t>
+      </w:r>
+      <w:proofErr w:type="spellEnd"/>
+      <w:r>
+        <w:t xml:space="preserve"> ±10²¹ </w:t>
+      </w:r>
+      <w:proofErr w:type="spellStart"/>
+      <w:r>
+        <w:t>tahun</w:t>
+      </w:r>
+      <w:proofErr w:type="spellEnd"/>
+      <w:r>
+        <w:t xml:space="preserve"> </w:t>
+      </w:r>
+      <w:proofErr w:type="spellStart"/>
+      <w:r>
+        <w:t>terhadap</w:t>
+      </w:r>
+      <w:proofErr w:type="spellEnd"/>
+      <w:r>
+        <w:t xml:space="preserve"> </w:t>
+      </w:r>
+      <w:proofErr w:type="spellStart"/>
+      <w:r>
+        <w:t>serangan</w:t>
+      </w:r>
+      <w:proofErr w:type="spellEnd"/>
+      <w:r>
+        <w:t xml:space="preserve"> brute force. </w:t>
+      </w:r>
+      <w:proofErr w:type="spellStart"/>
+      <w:r>
+        <w:t>Notifikasi</w:t>
+      </w:r>
+      <w:proofErr w:type="spellEnd"/>
+      <w:r>
+        <w:t xml:space="preserve"> internal dan WhatsApp </w:t>
+      </w:r>
+      <w:proofErr w:type="spellStart"/>
+      <w:r>
+        <w:t>terbukti</w:t>
+      </w:r>
+      <w:proofErr w:type="spellEnd"/>
+      <w:r>
+        <w:t xml:space="preserve"> </w:t>
+      </w:r>
+      <w:proofErr w:type="spellStart"/>
+      <w:r>
+        <w:t>efektif</w:t>
+      </w:r>
+      <w:proofErr w:type="spellEnd"/>
+      <w:r>
+        <w:t xml:space="preserve"> </w:t>
+      </w:r>
+      <w:proofErr w:type="spellStart"/>
+      <w:r>
+        <w:t>memberikan</w:t>
+      </w:r>
+      <w:proofErr w:type="spellEnd"/>
+      <w:r>
+        <w:t xml:space="preserve"> </w:t>
+      </w:r>
+      <w:proofErr w:type="spellStart"/>
+      <w:r>
+        <w:t>peringatan</w:t>
+      </w:r>
+      <w:proofErr w:type="spellEnd"/>
+      <w:r>
+        <w:t xml:space="preserve"> </w:t>
+      </w:r>
+      <w:proofErr w:type="spellStart"/>
+      <w:r>
+        <w:t>saat</w:t>
+      </w:r>
+      <w:proofErr w:type="spellEnd"/>
+      <w:r>
+        <w:t xml:space="preserve"> parameter </w:t>
+      </w:r>
+      <w:proofErr w:type="spellStart"/>
+      <w:r>
+        <w:t>melampaui</w:t>
+      </w:r>
+      <w:proofErr w:type="spellEnd"/>
+      <w:r>
+        <w:t xml:space="preserve"> </w:t>
+      </w:r>
+      <w:proofErr w:type="spellStart"/>
+      <w:r>
+        <w:t>ambang</w:t>
+      </w:r>
+      <w:proofErr w:type="spellEnd"/>
+      <w:r>
+        <w:t xml:space="preserve"> batas. UAT </w:t>
+      </w:r>
+      <w:proofErr w:type="spellStart"/>
+      <w:r>
+        <w:t>menunjukkan</w:t>
+      </w:r>
+      <w:proofErr w:type="spellEnd"/>
+      <w:r>
+        <w:t xml:space="preserve"> </w:t>
+      </w:r>
+      <w:proofErr w:type="spellStart"/>
+      <w:r>
+        <w:t>tingkat</w:t>
+      </w:r>
+      <w:proofErr w:type="spellEnd"/>
+      <w:r>
+        <w:t xml:space="preserve"> </w:t>
+      </w:r>
+      <w:proofErr w:type="spellStart"/>
+      <w:r>
+        <w:t>penerimaan</w:t>
+      </w:r>
+      <w:proofErr w:type="spellEnd"/>
+      <w:r>
+        <w:t xml:space="preserve"> 93,25%, </w:t>
+      </w:r>
+      <w:proofErr w:type="spellStart"/>
+      <w:r>
+        <w:t>menandakan</w:t>
+      </w:r>
+      <w:proofErr w:type="spellEnd"/>
+      <w:r>
+        <w:t xml:space="preserve"> </w:t>
+      </w:r>
+      <w:proofErr w:type="spellStart"/>
+      <w:r>
+        <w:t>sistem</w:t>
+      </w:r>
+      <w:proofErr w:type="spellEnd"/>
+      <w:r>
+        <w:t xml:space="preserve"> </w:t>
+      </w:r>
+      <w:proofErr w:type="spellStart"/>
+      <w:r>
+        <w:t>memenuhi</w:t>
+      </w:r>
+      <w:proofErr w:type="spellEnd"/>
+      <w:r>
+        <w:t xml:space="preserve"> </w:t>
+      </w:r>
+      <w:proofErr w:type="spellStart"/>
+      <w:r>
+        <w:t>ekspektasi</w:t>
+      </w:r>
+      <w:proofErr w:type="spellEnd"/>
+      <w:r>
+        <w:t xml:space="preserve"> </w:t>
+      </w:r>
+      <w:proofErr w:type="spellStart"/>
+      <w:r>
+        <w:t>dari</w:t>
+      </w:r>
+      <w:proofErr w:type="spellEnd"/>
+      <w:r>
+        <w:t xml:space="preserve"> </w:t>
+      </w:r>
+      <w:proofErr w:type="spellStart"/>
+      <w:r>
+        <w:t>aspek</w:t>
+      </w:r>
+      <w:proofErr w:type="spellEnd"/>
+      <w:r>
+        <w:t xml:space="preserve"> </w:t>
+      </w:r>
+      <w:proofErr w:type="spellStart"/>
+      <w:r>
+        <w:t>antarmuka</w:t>
+      </w:r>
+      <w:proofErr w:type="spellEnd"/>
+      <w:r>
+        <w:t xml:space="preserve">, dan </w:t>
+      </w:r>
+      <w:proofErr w:type="spellStart"/>
+      <w:r>
+        <w:t>pengalaman</w:t>
+      </w:r>
+      <w:proofErr w:type="spellEnd"/>
+      <w:r>
+        <w:t xml:space="preserve"> </w:t>
+      </w:r>
+      <w:proofErr w:type="spellStart"/>
+      <w:r>
+        <w:t>pengguna</w:t>
+      </w:r>
+      <w:proofErr w:type="spellEnd"/>
+      <w:r>
+        <w:t xml:space="preserve">. </w:t>
+      </w:r>
+      <w:proofErr w:type="spellStart"/>
+      <w:r>
+        <w:t>Sistem</w:t>
+      </w:r>
+      <w:proofErr w:type="spellEnd"/>
+      <w:r>
+        <w:t xml:space="preserve"> </w:t>
+      </w:r>
+      <w:proofErr w:type="spellStart"/>
+      <w:r>
+        <w:t>direkomendasikan</w:t>
+      </w:r>
+      <w:proofErr w:type="spellEnd"/>
+      <w:r>
+        <w:t xml:space="preserve"> </w:t>
+      </w:r>
+      <w:proofErr w:type="spellStart"/>
+      <w:r>
+        <w:t>untuk</w:t>
+      </w:r>
+      <w:proofErr w:type="spellEnd"/>
+      <w:r>
+        <w:t xml:space="preserve"> </w:t>
+      </w:r>
+      <w:proofErr w:type="spellStart"/>
+      <w:r>
+        <w:t>industri</w:t>
+      </w:r>
+      <w:proofErr w:type="spellEnd"/>
+      <w:r>
+        <w:t xml:space="preserve"> </w:t>
+      </w:r>
+      <w:proofErr w:type="spellStart"/>
+      <w:r>
+        <w:t>berlimbah</w:t>
+      </w:r>
+      <w:proofErr w:type="spellEnd"/>
+      <w:r>
+        <w:t xml:space="preserve"> </w:t>
+      </w:r>
+      <w:proofErr w:type="spellStart"/>
+      <w:r>
+        <w:t>cair</w:t>
+      </w:r>
+      <w:proofErr w:type="spellEnd"/>
+      <w:r>
+        <w:t xml:space="preserve"> </w:t>
+      </w:r>
+      <w:proofErr w:type="spellStart"/>
+      <w:r>
+        <w:t>serta</w:t>
+      </w:r>
+      <w:proofErr w:type="spellEnd"/>
+      <w:r>
+        <w:t xml:space="preserve"> </w:t>
+      </w:r>
+      <w:proofErr w:type="spellStart"/>
+      <w:r>
+        <w:t>dapat</w:t>
+      </w:r>
+      <w:proofErr w:type="spellEnd"/>
+      <w:r>
+        <w:t xml:space="preserve"> </w:t>
+      </w:r>
+      <w:proofErr w:type="spellStart"/>
+      <w:r>
+        <w:t>diintegrasikan</w:t>
+      </w:r>
+      <w:proofErr w:type="spellEnd"/>
+      <w:r>
+        <w:t xml:space="preserve"> </w:t>
+      </w:r>
+      <w:proofErr w:type="spellStart"/>
+      <w:r>
+        <w:t>dengan</w:t>
+      </w:r>
+      <w:proofErr w:type="spellEnd"/>
+      <w:r>
+        <w:t xml:space="preserve"> machine learning pada </w:t>
+      </w:r>
+      <w:proofErr w:type="spellStart"/>
+      <w:r>
+        <w:t>penelitian</w:t>
+      </w:r>
+      <w:proofErr w:type="spellEnd"/>
+      <w:r>
+        <w:t xml:space="preserve"> </w:t>
+      </w:r>
+      <w:proofErr w:type="spellStart"/>
+      <w:r>
+        <w:t>mendatang</w:t>
+      </w:r>
+      <w:proofErr w:type="spellEnd"/>
+      <w:r>
+        <w:t xml:space="preserve"> guna </w:t>
+      </w:r>
+      <w:proofErr w:type="spellStart"/>
+      <w:r>
+        <w:t>prediksi</w:t>
+      </w:r>
+      <w:proofErr w:type="spellEnd"/>
+      <w:r>
+        <w:t xml:space="preserve"> </w:t>
+      </w:r>
+      <w:proofErr w:type="spellStart"/>
+      <w:r>
+        <w:t>kualitas</w:t>
+      </w:r>
+      <w:proofErr w:type="spellEnd"/>
+      <w:r>
+        <w:t xml:space="preserve"> </w:t>
+      </w:r>
+      <w:proofErr w:type="spellStart"/>
+      <w:r>
+        <w:t>limbah</w:t>
+      </w:r>
+      <w:proofErr w:type="spellEnd"/>
       <w:r>
         <w:rPr>
           <w:lang w:val="sv-SE"/>
@@ -1084,89 +1950,17 @@
           <w:spacing w:val="2"/>
           <w:lang w:val="sv-SE"/>
         </w:rPr>
-        <w:t xml:space="preserve">Deteksi Penyakit, Selada </w:t>
+        <w:t xml:space="preserve">IoT, Limbah cair industri, Aplikasi </w:t>
       </w:r>
       <w:r>
         <w:rPr>
           <w:b/>
-          <w:lang w:val="sv-SE"/>
-        </w:rPr>
-        <w:t>H</w:t>
-      </w:r>
-      <w:r>
-        <w:rPr>
-          <w:b/>
-          <w:spacing w:val="1"/>
-          <w:lang w:val="sv-SE"/>
-        </w:rPr>
-        <w:t>id</w:t>
-      </w:r>
-      <w:r>
-        <w:rPr>
-          <w:b/>
-          <w:spacing w:val="-1"/>
-          <w:lang w:val="sv-SE"/>
-        </w:rPr>
-        <w:t>r</w:t>
-      </w:r>
-      <w:r>
-        <w:rPr>
-          <w:b/>
-          <w:lang w:val="sv-SE"/>
-        </w:rPr>
-        <w:t>o</w:t>
-      </w:r>
-      <w:r>
-        <w:rPr>
-          <w:b/>
-          <w:spacing w:val="1"/>
-          <w:lang w:val="sv-SE"/>
-        </w:rPr>
-        <w:t>p</w:t>
-      </w:r>
-      <w:r>
-        <w:rPr>
-          <w:b/>
-          <w:lang w:val="sv-SE"/>
-        </w:rPr>
-        <w:t>o</w:t>
-      </w:r>
-      <w:r>
-        <w:rPr>
-          <w:b/>
-          <w:spacing w:val="1"/>
-          <w:lang w:val="sv-SE"/>
-        </w:rPr>
-        <w:t>n</w:t>
-      </w:r>
-      <w:r>
-        <w:rPr>
-          <w:b/>
-          <w:lang w:val="sv-SE"/>
-        </w:rPr>
-        <w:t>i</w:t>
-      </w:r>
-      <w:r>
-        <w:rPr>
-          <w:b/>
-          <w:spacing w:val="1"/>
-          <w:lang w:val="sv-SE"/>
-        </w:rPr>
-        <w:t>k</w:t>
-      </w:r>
-      <w:r>
-        <w:rPr>
-          <w:b/>
-          <w:lang w:val="sv-SE"/>
-        </w:rPr>
-        <w:t>,</w:t>
-      </w:r>
-      <w:r>
-        <w:rPr>
-          <w:b/>
-          <w:lang w:val="sv-SE"/>
-        </w:rPr>
-        <w:t xml:space="preserve"> CNN, </w:t>
+          <w:i/>
+          <w:iCs/>
+          <w:spacing w:val="2"/>
+          <w:lang w:val="sv-SE"/>
+        </w:rPr>
+        <w:t>web</w:t>
       </w:r>
       <w:r>
         <w:rPr>
@@ -1174,30 +1968,7 @@
           <w:spacing w:val="2"/>
           <w:lang w:val="sv-SE"/>
         </w:rPr>
-        <w:t>IoT</w:t>
-      </w:r>
-      <w:r>
-        <w:rPr>
-          <w:b/>
-          <w:lang w:val="sv-SE"/>
-        </w:rPr>
-        <w:t xml:space="preserve">, </w:t>
-      </w:r>
-      <w:r>
-        <w:rPr>
-          <w:b/>
-          <w:spacing w:val="1"/>
-          <w:lang w:val="sv-SE"/>
-        </w:rPr>
-        <w:t>R</w:t>
-      </w:r>
-      <w:r>
-        <w:rPr>
-          <w:b/>
-          <w:spacing w:val="1"/>
-          <w:lang w:val="sv-SE"/>
-        </w:rPr>
-        <w:t>aspberry Pi</w:t>
+        <w:t>, Aplikasi Android</w:t>
       </w:r>
     </w:p>
     <w:p>
@@ -1332,13 +2103,7 @@
         <w:rPr>
           <w:lang w:val="sv-SE"/>
         </w:rPr>
-        <w:t xml:space="preserve">Meskipun metode hidroponik menawarkan kemudahan dalam bertanam, terdapat beberapa tantangan yang dapat </w:t>
-      </w:r>
-      <w:r>
-        <w:rPr>
-          <w:lang w:val="sv-SE"/>
-        </w:rPr>
-        <w:t xml:space="preserve">meningkatkan risiko munculnya penyakit pada  tanaman, terutama yang memengaruhi kualitas daun selada. Kendala-kendala tersebut meliputi perawatan yang kurang tepat, suhu udara yang tinggi, serta ketidakseimbangan nutrisi, baik kelebihan maupun kekurangannya </w:t>
+        <w:t xml:space="preserve">Meskipun metode hidroponik menawarkan kemudahan dalam bertanam, terdapat beberapa tantangan yang dapat meningkatkan risiko munculnya penyakit pada  tanaman, terutama yang memengaruhi kualitas daun selada. Kendala-kendala tersebut meliputi perawatan yang kurang tepat, suhu udara yang tinggi, serta ketidakseimbangan nutrisi, baik kelebihan maupun kekurangannya </w:t>
       </w:r>
       <w:sdt>
         <w:sdtPr>
@@ -1583,90 +2348,10 @@
       </w:pPr>
       <w:r>
         <w:rPr>
-          <w:noProof/>
-        </w:rPr>
-        <w:drawing>
-          <wp:anchor distT="0" distB="0" distL="114300" distR="114300" simplePos="0" relativeHeight="251659264" behindDoc="0" locked="0" layoutInCell="1" allowOverlap="1" wp14:anchorId="0F18E273" wp14:editId="19DA658C">
-            <wp:simplePos x="0" y="0"/>
-            <wp:positionH relativeFrom="margin">
-              <wp:align>right</wp:align>
-            </wp:positionH>
-            <wp:positionV relativeFrom="paragraph">
-              <wp:posOffset>1691960</wp:posOffset>
-            </wp:positionV>
-            <wp:extent cx="638284" cy="664648"/>
-            <wp:effectExtent l="6033" t="0" r="0" b="0"/>
-            <wp:wrapNone/>
-            <wp:docPr id="1468930755" name="Picture 2"/>
-            <wp:cNvGraphicFramePr>
-              <a:graphicFrameLocks xmlns:a="http://schemas.openxmlformats.org/drawingml/2006/main" noChangeAspect="1"/>
-            </wp:cNvGraphicFramePr>
-            <a:graphic xmlns:a="http://schemas.openxmlformats.org/drawingml/2006/main">
-              <a:graphicData uri="http://schemas.openxmlformats.org/drawingml/2006/picture">
-                <pic:pic xmlns:pic="http://schemas.openxmlformats.org/drawingml/2006/picture">
-                  <pic:nvPicPr>
-                    <pic:cNvPr id="0" name="Picture 1"/>
-                    <pic:cNvPicPr>
-                      <a:picLocks noChangeAspect="1" noChangeArrowheads="1"/>
-                    </pic:cNvPicPr>
-                  </pic:nvPicPr>
-                  <pic:blipFill rotWithShape="1">
-                    <a:blip r:embed="rId15" cstate="print">
-                      <a:extLst>
-                        <a:ext uri="{BEBA8EAE-BF5A-486C-A8C5-ECC9F3942E4B}">
-                          <a14:imgProps xmlns:a14="http://schemas.microsoft.com/office/drawing/2010/main">
-                            <a14:imgLayer r:embed="rId16">
-                              <a14:imgEffect>
-                                <a14:brightnessContrast bright="23000" contrast="53000"/>
-                              </a14:imgEffect>
-                            </a14:imgLayer>
-                          </a14:imgProps>
-                        </a:ext>
-                        <a:ext uri="{28A0092B-C50C-407E-A947-70E740481C1C}">
-                          <a14:useLocalDpi xmlns:a14="http://schemas.microsoft.com/office/drawing/2010/main" val="0"/>
-                        </a:ext>
-                      </a:extLst>
-                    </a:blip>
-                    <a:srcRect l="23234" t="42107" r="48504" b="35821"/>
-                    <a:stretch>
-                      <a:fillRect/>
-                    </a:stretch>
-                  </pic:blipFill>
-                  <pic:spPr bwMode="auto">
-                    <a:xfrm rot="16200000">
-                      <a:off x="0" y="0"/>
-                      <a:ext cx="638284" cy="664648"/>
-                    </a:xfrm>
-                    <a:prstGeom prst="rect">
-                      <a:avLst/>
-                    </a:prstGeom>
-                    <a:noFill/>
-                    <a:ln>
-                      <a:noFill/>
-                    </a:ln>
-                    <a:extLst>
-                      <a:ext uri="{53640926-AAD7-44D8-BBD7-CCE9431645EC}">
-                        <a14:shadowObscured xmlns:a14="http://schemas.microsoft.com/office/drawing/2010/main"/>
-                      </a:ext>
-                    </a:extLst>
-                  </pic:spPr>
-                </pic:pic>
-              </a:graphicData>
-            </a:graphic>
-            <wp14:sizeRelH relativeFrom="margin">
-              <wp14:pctWidth>0</wp14:pctWidth>
-            </wp14:sizeRelH>
-            <wp14:sizeRelV relativeFrom="margin">
-              <wp14:pctHeight>0</wp14:pctHeight>
-            </wp14:sizeRelV>
-          </wp:anchor>
-        </w:drawing>
-      </w:r>
-      <w:r>
-        <w:rPr>
           <w:bCs/>
           <w:lang w:val="sv-SE" w:eastAsia="ko-KR"/>
         </w:rPr>
+        <w:lastRenderedPageBreak/>
         <w:t>Penulis mengambil beberapa r</w:t>
       </w:r>
       <w:r>
@@ -1770,13 +2455,21 @@
           <w:lang w:val="sv-SE"/>
         </w:rPr>
       </w:pPr>
+      <w:proofErr w:type="spellStart"/>
       <w:r>
         <w:rPr>
           <w:bCs/>
           <w:lang w:eastAsia="ko-KR"/>
         </w:rPr>
-        <w:lastRenderedPageBreak/>
-        <w:t xml:space="preserve">Referensi </w:t>
+        <w:t>Referensi</w:t>
+      </w:r>
+      <w:proofErr w:type="spellEnd"/>
+      <w:r>
+        <w:rPr>
+          <w:bCs/>
+          <w:lang w:eastAsia="ko-KR"/>
+        </w:rPr>
+        <w:t xml:space="preserve"> </w:t>
       </w:r>
       <w:proofErr w:type="spellStart"/>
       <w:r>
@@ -1967,12 +2660,21 @@
       <w:pPr>
         <w:ind w:right="14"/>
       </w:pPr>
+      <w:proofErr w:type="spellStart"/>
       <w:r>
         <w:rPr>
           <w:bCs/>
           <w:lang w:eastAsia="ko-KR"/>
         </w:rPr>
-        <w:t xml:space="preserve">Referensi </w:t>
+        <w:t>Referensi</w:t>
+      </w:r>
+      <w:proofErr w:type="spellEnd"/>
+      <w:r>
+        <w:rPr>
+          <w:bCs/>
+          <w:lang w:eastAsia="ko-KR"/>
+        </w:rPr>
+        <w:t xml:space="preserve"> </w:t>
       </w:r>
       <w:proofErr w:type="spellStart"/>
       <w:r>
@@ -2133,7 +2835,39 @@
           <w:bCs/>
           <w:lang w:eastAsia="ko-KR"/>
         </w:rPr>
-        <w:t xml:space="preserve">. Penelitian ini </w:t>
+        <w:t xml:space="preserve">. </w:t>
+      </w:r>
+      <w:proofErr w:type="spellStart"/>
+      <w:r>
+        <w:rPr>
+          <w:bCs/>
+          <w:lang w:eastAsia="ko-KR"/>
+        </w:rPr>
+        <w:t>Penelitian</w:t>
+      </w:r>
+      <w:proofErr w:type="spellEnd"/>
+      <w:r>
+        <w:rPr>
+          <w:bCs/>
+          <w:lang w:eastAsia="ko-KR"/>
+        </w:rPr>
+        <w:t xml:space="preserve"> </w:t>
+      </w:r>
+      <w:proofErr w:type="spellStart"/>
+      <w:r>
+        <w:rPr>
+          <w:bCs/>
+          <w:lang w:eastAsia="ko-KR"/>
+        </w:rPr>
+        <w:t>ini</w:t>
+      </w:r>
+      <w:proofErr w:type="spellEnd"/>
+      <w:r>
+        <w:rPr>
+          <w:bCs/>
+          <w:lang w:eastAsia="ko-KR"/>
+        </w:rPr>
+        <w:t xml:space="preserve"> </w:t>
       </w:r>
       <w:proofErr w:type="spellStart"/>
       <w:r>
@@ -2197,7 +2931,23 @@
           <w:bCs/>
           <w:lang w:eastAsia="ko-KR"/>
         </w:rPr>
-        <w:t xml:space="preserve"> algoritma </w:t>
+        <w:t xml:space="preserve"> </w:t>
+      </w:r>
+      <w:proofErr w:type="spellStart"/>
+      <w:r>
+        <w:rPr>
+          <w:bCs/>
+          <w:lang w:eastAsia="ko-KR"/>
+        </w:rPr>
+        <w:t>algoritma</w:t>
+      </w:r>
+      <w:proofErr w:type="spellEnd"/>
+      <w:r>
+        <w:rPr>
+          <w:bCs/>
+          <w:lang w:eastAsia="ko-KR"/>
+        </w:rPr>
+        <w:t xml:space="preserve"> </w:t>
       </w:r>
       <w:r>
         <w:rPr>
@@ -2261,7 +3011,7 @@
           <w:bCs/>
           <w:lang w:eastAsia="ko-KR"/>
         </w:rPr>
-        <w:t xml:space="preserve"> hidroponik yang </w:t>
+        <w:t xml:space="preserve"> </w:t>
       </w:r>
       <w:proofErr w:type="spellStart"/>
       <w:r>
@@ -2269,6 +3019,22 @@
           <w:bCs/>
           <w:lang w:eastAsia="ko-KR"/>
         </w:rPr>
+        <w:t>hidroponik</w:t>
+      </w:r>
+      <w:proofErr w:type="spellEnd"/>
+      <w:r>
+        <w:rPr>
+          <w:bCs/>
+          <w:lang w:eastAsia="ko-KR"/>
+        </w:rPr>
+        <w:t xml:space="preserve"> yang </w:t>
+      </w:r>
+      <w:proofErr w:type="spellStart"/>
+      <w:r>
+        <w:rPr>
+          <w:bCs/>
+          <w:lang w:eastAsia="ko-KR"/>
+        </w:rPr>
         <w:t>tidak</w:t>
       </w:r>
       <w:proofErr w:type="spellEnd"/>
@@ -2277,7 +3043,7 @@
           <w:bCs/>
           <w:lang w:eastAsia="ko-KR"/>
         </w:rPr>
-        <w:t xml:space="preserve"> sehat. </w:t>
+        <w:t xml:space="preserve"> </w:t>
       </w:r>
       <w:proofErr w:type="spellStart"/>
       <w:r>
@@ -2285,6 +3051,22 @@
           <w:bCs/>
           <w:lang w:eastAsia="ko-KR"/>
         </w:rPr>
+        <w:t>sehat</w:t>
+      </w:r>
+      <w:proofErr w:type="spellEnd"/>
+      <w:r>
+        <w:rPr>
+          <w:bCs/>
+          <w:lang w:eastAsia="ko-KR"/>
+        </w:rPr>
+        <w:t xml:space="preserve">. </w:t>
+      </w:r>
+      <w:proofErr w:type="spellStart"/>
+      <w:r>
+        <w:rPr>
+          <w:bCs/>
+          <w:lang w:eastAsia="ko-KR"/>
+        </w:rPr>
         <w:t>Namun</w:t>
       </w:r>
       <w:proofErr w:type="spellEnd"/>
@@ -2293,7 +3075,7 @@
           <w:bCs/>
           <w:lang w:eastAsia="ko-KR"/>
         </w:rPr>
-        <w:t xml:space="preserve">, hasil </w:t>
+        <w:t xml:space="preserve">, </w:t>
       </w:r>
       <w:proofErr w:type="spellStart"/>
       <w:r>
@@ -2301,6 +3083,22 @@
           <w:bCs/>
           <w:lang w:eastAsia="ko-KR"/>
         </w:rPr>
+        <w:t>hasil</w:t>
+      </w:r>
+      <w:proofErr w:type="spellEnd"/>
+      <w:r>
+        <w:rPr>
+          <w:bCs/>
+          <w:lang w:eastAsia="ko-KR"/>
+        </w:rPr>
+        <w:t xml:space="preserve"> </w:t>
+      </w:r>
+      <w:proofErr w:type="spellStart"/>
+      <w:r>
+        <w:rPr>
+          <w:bCs/>
+          <w:lang w:eastAsia="ko-KR"/>
+        </w:rPr>
         <w:t>penelitian</w:t>
       </w:r>
       <w:proofErr w:type="spellEnd"/>
@@ -2309,7 +3107,7 @@
           <w:bCs/>
           <w:lang w:eastAsia="ko-KR"/>
         </w:rPr>
-        <w:t xml:space="preserve"> ini belum </w:t>
+        <w:t xml:space="preserve"> </w:t>
       </w:r>
       <w:proofErr w:type="spellStart"/>
       <w:r>
@@ -2317,6 +3115,38 @@
           <w:bCs/>
           <w:lang w:eastAsia="ko-KR"/>
         </w:rPr>
+        <w:t>ini</w:t>
+      </w:r>
+      <w:proofErr w:type="spellEnd"/>
+      <w:r>
+        <w:rPr>
+          <w:bCs/>
+          <w:lang w:eastAsia="ko-KR"/>
+        </w:rPr>
+        <w:t xml:space="preserve"> </w:t>
+      </w:r>
+      <w:proofErr w:type="spellStart"/>
+      <w:r>
+        <w:rPr>
+          <w:bCs/>
+          <w:lang w:eastAsia="ko-KR"/>
+        </w:rPr>
+        <w:t>belum</w:t>
+      </w:r>
+      <w:proofErr w:type="spellEnd"/>
+      <w:r>
+        <w:rPr>
+          <w:bCs/>
+          <w:lang w:eastAsia="ko-KR"/>
+        </w:rPr>
+        <w:t xml:space="preserve"> </w:t>
+      </w:r>
+      <w:proofErr w:type="spellStart"/>
+      <w:r>
+        <w:rPr>
+          <w:bCs/>
+          <w:lang w:eastAsia="ko-KR"/>
+        </w:rPr>
         <w:t>diaplikasikan</w:t>
       </w:r>
       <w:proofErr w:type="spellEnd"/>
@@ -2341,7 +3171,23 @@
           <w:bCs/>
           <w:lang w:eastAsia="ko-KR"/>
         </w:rPr>
-        <w:t xml:space="preserve"> langsung di </w:t>
+        <w:t xml:space="preserve"> </w:t>
+      </w:r>
+      <w:proofErr w:type="spellStart"/>
+      <w:r>
+        <w:rPr>
+          <w:bCs/>
+          <w:lang w:eastAsia="ko-KR"/>
+        </w:rPr>
+        <w:t>langsung</w:t>
+      </w:r>
+      <w:proofErr w:type="spellEnd"/>
+      <w:r>
+        <w:rPr>
+          <w:bCs/>
+          <w:lang w:eastAsia="ko-KR"/>
+        </w:rPr>
+        <w:t xml:space="preserve"> di </w:t>
       </w:r>
       <w:proofErr w:type="spellStart"/>
       <w:r>
@@ -2528,12 +3374,21 @@
           <w:lang w:val="sv-SE" w:eastAsia="ko-KR"/>
         </w:rPr>
       </w:pPr>
+      <w:proofErr w:type="spellStart"/>
       <w:r>
         <w:rPr>
           <w:bCs/>
           <w:lang w:eastAsia="ko-KR"/>
         </w:rPr>
-        <w:t xml:space="preserve">Referensi </w:t>
+        <w:t>Referensi</w:t>
+      </w:r>
+      <w:proofErr w:type="spellEnd"/>
+      <w:r>
+        <w:rPr>
+          <w:bCs/>
+          <w:lang w:eastAsia="ko-KR"/>
+        </w:rPr>
+        <w:t xml:space="preserve"> </w:t>
       </w:r>
       <w:proofErr w:type="spellStart"/>
       <w:r>
@@ -2678,7 +3533,7 @@
           <w:bCs/>
           <w:lang w:eastAsia="ko-KR"/>
         </w:rPr>
-        <w:t xml:space="preserve">. Penelitian ini </w:t>
+        <w:t xml:space="preserve">. </w:t>
       </w:r>
       <w:proofErr w:type="spellStart"/>
       <w:r>
@@ -2686,6 +3541,38 @@
           <w:bCs/>
           <w:lang w:eastAsia="ko-KR"/>
         </w:rPr>
+        <w:t>Penelitian</w:t>
+      </w:r>
+      <w:proofErr w:type="spellEnd"/>
+      <w:r>
+        <w:rPr>
+          <w:bCs/>
+          <w:lang w:eastAsia="ko-KR"/>
+        </w:rPr>
+        <w:t xml:space="preserve"> </w:t>
+      </w:r>
+      <w:proofErr w:type="spellStart"/>
+      <w:r>
+        <w:rPr>
+          <w:bCs/>
+          <w:lang w:eastAsia="ko-KR"/>
+        </w:rPr>
+        <w:t>ini</w:t>
+      </w:r>
+      <w:proofErr w:type="spellEnd"/>
+      <w:r>
+        <w:rPr>
+          <w:bCs/>
+          <w:lang w:eastAsia="ko-KR"/>
+        </w:rPr>
+        <w:t xml:space="preserve"> </w:t>
+      </w:r>
+      <w:proofErr w:type="spellStart"/>
+      <w:r>
+        <w:rPr>
+          <w:bCs/>
+          <w:lang w:eastAsia="ko-KR"/>
+        </w:rPr>
         <w:t>mendeteksi</w:t>
       </w:r>
       <w:proofErr w:type="spellEnd"/>
@@ -2742,7 +3629,23 @@
           <w:bCs/>
           <w:lang w:eastAsia="ko-KR"/>
         </w:rPr>
-        <w:t xml:space="preserve"> hidroponik </w:t>
+        <w:t xml:space="preserve"> </w:t>
+      </w:r>
+      <w:proofErr w:type="spellStart"/>
+      <w:r>
+        <w:rPr>
+          <w:bCs/>
+          <w:lang w:eastAsia="ko-KR"/>
+        </w:rPr>
+        <w:t>hidroponik</w:t>
+      </w:r>
+      <w:proofErr w:type="spellEnd"/>
+      <w:r>
+        <w:rPr>
+          <w:bCs/>
+          <w:lang w:eastAsia="ko-KR"/>
+        </w:rPr>
+        <w:t xml:space="preserve"> </w:t>
       </w:r>
       <w:proofErr w:type="spellStart"/>
       <w:r>
@@ -2974,7 +3877,13 @@
         <w:rPr>
           <w:lang w:val="sv-SE"/>
         </w:rPr>
-        <w:t xml:space="preserve">. Rancangan alat pengondisian selada bertujuan untuk menghasilkan kondisi tanaman yang bervariasi yang diperlukan sebagai data latih dalam pengembangan model deteksi penyakit. Sementara itu, diagram blok sistem disusun untuk memberikan gambaran visual mengenai alur kerja serta hubungan antar komponen dalam sistem. Kedua elemen ini menjadi landasan penting dalam mendukung proses implementasi sistem secara keseluruhan. </w:t>
+        <w:t xml:space="preserve">. Rancangan alat pengondisian selada bertujuan untuk menghasilkan kondisi tanaman yang bervariasi yang diperlukan sebagai data latih dalam pengembangan model deteksi penyakit. Sementara itu, diagram blok sistem disusun untuk memberikan gambaran visual mengenai alur kerja serta hubungan antar komponen </w:t>
+      </w:r>
+      <w:r>
+        <w:rPr>
+          <w:lang w:val="sv-SE"/>
+        </w:rPr>
+        <w:t xml:space="preserve">dalam sistem. Kedua elemen ini menjadi landasan penting dalam mendukung proses implementasi sistem secara keseluruhan. </w:t>
       </w:r>
     </w:p>
     <w:p>
@@ -2988,14 +3897,7 @@
           <w:bCs/>
           <w:lang w:val="sv-SE" w:eastAsia="ko-KR"/>
         </w:rPr>
-        <w:t xml:space="preserve">Secara umum, rancangan alat pengondisian selada menggunakan sistem hidroponik NFT sederhana yang dimodifikasi untuk memberikan perlakuan yang berbeda pada tanaman selada. Tujuannya adalah menghasilkan dataset gambar selada dalam berbagai kondisi, seperti sehat, layu, kekurangan nutrisi, dan pH berlebih, yang dibutuhkan untuk pelatihan model deteksi penyakit. Komponen utama dalam </w:t>
-      </w:r>
-      <w:r>
-        <w:rPr>
-          <w:bCs/>
-          <w:lang w:val="sv-SE" w:eastAsia="ko-KR"/>
-        </w:rPr>
-        <w:t>pengondisian selada ini terdiri dari pipa hidroponik sebagai tempat peletakan tanaman selada, wadah larutan nutrisi yang dapat disesuaikan kadar pH dan nutrisinya, serta pompa air dan selang untuk mengalirkan larutan ke pipa hidroponik. Melalui pengondisian ini, setiap kategori tanaman selada mendapatkan perlakuan spesifik yang akan memengaruhi kondisi visualnya, sehingga mempermudah proses pelabelan dan klasifikasi gambar saat pembuatan dataset.</w:t>
+        <w:t>Secara umum, rancangan alat pengondisian selada menggunakan sistem hidroponik NFT sederhana yang dimodifikasi untuk memberikan perlakuan yang berbeda pada tanaman selada. Tujuannya adalah menghasilkan dataset gambar selada dalam berbagai kondisi, seperti sehat, layu, kekurangan nutrisi, dan pH berlebih, yang dibutuhkan untuk pelatihan model deteksi penyakit. Komponen utama dalam pengondisian selada ini terdiri dari pipa hidroponik sebagai tempat peletakan tanaman selada, wadah larutan nutrisi yang dapat disesuaikan kadar pH dan nutrisinya, serta pompa air dan selang untuk mengalirkan larutan ke pipa hidroponik. Melalui pengondisian ini, setiap kategori tanaman selada mendapatkan perlakuan spesifik yang akan memengaruhi kondisi visualnya, sehingga mempermudah proses pelabelan dan klasifikasi gambar saat pembuatan dataset.</w:t>
       </w:r>
     </w:p>
     <w:p>
@@ -3014,7 +3916,7 @@
           <w:noProof/>
         </w:rPr>
         <w:drawing>
-          <wp:inline distT="0" distB="0" distL="0" distR="0" wp14:anchorId="56617BF0" wp14:editId="5EE532CA">
+          <wp:inline distT="0" distB="0" distL="0" distR="0" wp14:anchorId="56617BF0" wp14:editId="2AD61783">
             <wp:extent cx="3028950" cy="2569271"/>
             <wp:effectExtent l="0" t="0" r="0" b="2540"/>
             <wp:docPr id="1056694131" name="Picture 6"/>
@@ -3029,7 +3931,7 @@
                     <pic:cNvPicPr/>
                   </pic:nvPicPr>
                   <pic:blipFill rotWithShape="1">
-                    <a:blip r:embed="rId17" cstate="print">
+                    <a:blip r:embed="rId13" cstate="print">
                       <a:extLst>
                         <a:ext uri="{28A0092B-C50C-407E-A947-70E740481C1C}">
                           <a14:useLocalDpi xmlns:a14="http://schemas.microsoft.com/office/drawing/2010/main" val="0"/>
@@ -3077,8 +3979,8 @@
           <w:szCs w:val="20"/>
         </w:rPr>
       </w:pPr>
-      <w:bookmarkStart w:id="1" w:name="_Toc199148743"/>
-      <w:bookmarkStart w:id="2" w:name="_Toc200574182"/>
+      <w:bookmarkStart w:id="0" w:name="_Toc199148743"/>
+      <w:bookmarkStart w:id="1" w:name="_Toc200574182"/>
       <w:r>
         <w:rPr>
           <w:i w:val="0"/>
@@ -3109,8 +4011,8 @@
         </w:rPr>
         <w:t>Diagram Blok Sistem</w:t>
       </w:r>
+      <w:bookmarkEnd w:id="0"/>
       <w:bookmarkEnd w:id="1"/>
-      <w:bookmarkEnd w:id="2"/>
       <w:r>
         <w:rPr>
           <w:i w:val="0"/>
@@ -3151,7 +4053,6 @@
         </w:rPr>
         <w:t xml:space="preserve"> menunjukkan diagram blok sistem identifikasi warna daun selada secara otomatis yang terhubung dengan layanan </w:t>
       </w:r>
-      <w:proofErr w:type="spellStart"/>
       <w:r>
         <w:rPr>
           <w:bCs/>
@@ -3161,7 +4062,6 @@
         </w:rPr>
         <w:t>cloud</w:t>
       </w:r>
-      <w:proofErr w:type="spellEnd"/>
       <w:r>
         <w:rPr>
           <w:bCs/>
@@ -3169,7 +4069,6 @@
         </w:rPr>
         <w:t xml:space="preserve"> dan dapat diakses oleh pengguna melalui antarmuka </w:t>
       </w:r>
-      <w:proofErr w:type="spellStart"/>
       <w:r>
         <w:rPr>
           <w:bCs/>
@@ -3179,7 +4078,6 @@
         </w:rPr>
         <w:t>website</w:t>
       </w:r>
-      <w:proofErr w:type="spellEnd"/>
       <w:r>
         <w:rPr>
           <w:bCs/>
@@ -3192,87 +4090,7 @@
           <w:bCs/>
           <w:lang w:val="id-ID" w:eastAsia="ko-KR"/>
         </w:rPr>
-        <w:t xml:space="preserve">Sistem ini menggunakan dua unit </w:t>
-      </w:r>
-      <w:proofErr w:type="spellStart"/>
-      <w:r>
-        <w:rPr>
-          <w:bCs/>
-          <w:lang w:val="id-ID" w:eastAsia="ko-KR"/>
-        </w:rPr>
-        <w:t>Raspberry</w:t>
-      </w:r>
-      <w:proofErr w:type="spellEnd"/>
-      <w:r>
-        <w:rPr>
-          <w:bCs/>
-          <w:lang w:val="id-ID" w:eastAsia="ko-KR"/>
-        </w:rPr>
-        <w:t xml:space="preserve"> </w:t>
-      </w:r>
-      <w:proofErr w:type="spellStart"/>
-      <w:r>
-        <w:rPr>
-          <w:bCs/>
-          <w:lang w:val="id-ID" w:eastAsia="ko-KR"/>
-        </w:rPr>
-        <w:t>Pi</w:t>
-      </w:r>
-      <w:proofErr w:type="spellEnd"/>
-      <w:r>
-        <w:rPr>
-          <w:bCs/>
-          <w:lang w:val="id-ID" w:eastAsia="ko-KR"/>
-        </w:rPr>
-        <w:t xml:space="preserve"> yang masing-masing terhubung dengan sensor intensitas cahaya dan </w:t>
-      </w:r>
-      <w:proofErr w:type="spellStart"/>
-      <w:r>
-        <w:rPr>
-          <w:bCs/>
-          <w:lang w:val="id-ID" w:eastAsia="ko-KR"/>
-        </w:rPr>
-        <w:t>Raspberry</w:t>
-      </w:r>
-      <w:proofErr w:type="spellEnd"/>
-      <w:r>
-        <w:rPr>
-          <w:bCs/>
-          <w:lang w:val="id-ID" w:eastAsia="ko-KR"/>
-        </w:rPr>
-        <w:t xml:space="preserve"> </w:t>
-      </w:r>
-      <w:proofErr w:type="spellStart"/>
-      <w:r>
-        <w:rPr>
-          <w:bCs/>
-          <w:lang w:val="id-ID" w:eastAsia="ko-KR"/>
-        </w:rPr>
-        <w:t>Pi</w:t>
-      </w:r>
-      <w:proofErr w:type="spellEnd"/>
-      <w:r>
-        <w:rPr>
-          <w:bCs/>
-          <w:lang w:val="id-ID" w:eastAsia="ko-KR"/>
-        </w:rPr>
-        <w:t xml:space="preserve"> </w:t>
-      </w:r>
-      <w:proofErr w:type="spellStart"/>
-      <w:r>
-        <w:rPr>
-          <w:bCs/>
-          <w:lang w:val="id-ID" w:eastAsia="ko-KR"/>
-        </w:rPr>
-        <w:t>Camera</w:t>
-      </w:r>
-      <w:proofErr w:type="spellEnd"/>
-      <w:r>
-        <w:rPr>
-          <w:bCs/>
-          <w:lang w:val="id-ID" w:eastAsia="ko-KR"/>
-        </w:rPr>
-        <w:t xml:space="preserve"> yang diarahkan ke tanaman selada. </w:t>
+        <w:t xml:space="preserve">Sistem ini menggunakan dua unit Raspberry Pi yang masing-masing terhubung dengan sensor intensitas cahaya dan Raspberry Pi Camera yang diarahkan ke tanaman selada. </w:t>
       </w:r>
       <w:r>
         <w:rPr>
@@ -3340,7 +4158,15 @@
           <w:bCs/>
           <w:lang w:val="sv-SE" w:eastAsia="ko-KR"/>
         </w:rPr>
-        <w:t xml:space="preserve">AI). Teknik ini menyiapkan data visual untuk diproses lebih lanjut menggunakan metode </w:t>
+        <w:t xml:space="preserve">AI). Teknik ini menyiapkan data visual untuk </w:t>
+      </w:r>
+      <w:r>
+        <w:rPr>
+          <w:bCs/>
+          <w:lang w:val="sv-SE" w:eastAsia="ko-KR"/>
+        </w:rPr>
+        <w:lastRenderedPageBreak/>
+        <w:t xml:space="preserve">diproses lebih lanjut menggunakan metode </w:t>
       </w:r>
       <w:r>
         <w:rPr>
@@ -3488,14 +4314,7 @@
         <w:rPr>
           <w:lang w:val="pt-PT"/>
         </w:rPr>
-        <w:t xml:space="preserve">Proses perancangan perangkat lunak dimulai dengan pengumpulan dataset gambar tanaman selada hidroponik dalam berbagai kondisi, yaitu selada sehat, layu, kekurangan </w:t>
-      </w:r>
-      <w:r>
-        <w:rPr>
-          <w:lang w:val="pt-PT"/>
-        </w:rPr>
-        <w:lastRenderedPageBreak/>
-        <w:t xml:space="preserve">nutrisi, dan pH berlebih. Data tersebut kemudian diproses melalui </w:t>
+        <w:t xml:space="preserve">Proses perancangan perangkat lunak dimulai dengan pengumpulan dataset gambar tanaman selada hidroponik dalam berbagai kondisi, yaitu selada sehat, layu, kekurangan nutrisi, dan pH berlebih. Data tersebut kemudian diproses melalui </w:t>
       </w:r>
       <w:r>
         <w:rPr>
@@ -3583,7 +4402,7 @@
                     <pic:cNvPicPr/>
                   </pic:nvPicPr>
                   <pic:blipFill>
-                    <a:blip r:embed="rId18" cstate="print">
+                    <a:blip r:embed="rId14" cstate="print">
                       <a:extLst>
                         <a:ext uri="{28A0092B-C50C-407E-A947-70E740481C1C}">
                           <a14:useLocalDpi xmlns:a14="http://schemas.microsoft.com/office/drawing/2010/main" val="0"/>
@@ -3622,8 +4441,8 @@
           <w:szCs w:val="20"/>
         </w:rPr>
       </w:pPr>
-      <w:bookmarkStart w:id="3" w:name="_Toc199148744"/>
-      <w:bookmarkStart w:id="4" w:name="_Toc200574183"/>
+      <w:bookmarkStart w:id="2" w:name="_Toc199148744"/>
+      <w:bookmarkStart w:id="3" w:name="_Toc200574183"/>
       <w:r>
         <w:rPr>
           <w:i w:val="0"/>
@@ -3654,8 +4473,8 @@
         </w:rPr>
         <w:t>Diagram Alur Perancangan Perangkat Lunak</w:t>
       </w:r>
+      <w:bookmarkEnd w:id="2"/>
       <w:bookmarkEnd w:id="3"/>
-      <w:bookmarkEnd w:id="4"/>
     </w:p>
     <w:p>
       <w:pPr>
@@ -3673,21 +4492,7 @@
         <w:rPr>
           <w:lang w:val="id-ID"/>
         </w:rPr>
-        <w:t xml:space="preserve">mbar 2 </w:t>
-      </w:r>
-      <w:proofErr w:type="spellStart"/>
-      <w:r>
-        <w:rPr>
-          <w:lang w:val="id-ID"/>
-        </w:rPr>
-        <w:t>menujukkan</w:t>
-      </w:r>
-      <w:proofErr w:type="spellEnd"/>
-      <w:r>
-        <w:rPr>
-          <w:lang w:val="id-ID"/>
-        </w:rPr>
-        <w:t xml:space="preserve"> d</w:t>
+        <w:t>mbar 2 menujukkan d</w:t>
       </w:r>
       <w:r>
         <w:rPr>
@@ -3727,7 +4532,13 @@
         <w:rPr>
           <w:lang w:val="sv-SE"/>
         </w:rPr>
-        <w:t xml:space="preserve"> model. Model dilatih untuk mengenali pola dari data yang telah diproses. Setelah pelatihan, model dievaluasi. Jika akurasi lebih dari 90%, proses berlanjut ke implementasi alat. Jika tidak, kembali ke tahap pelatihan. Setelah model diterapkan ke alat, dilakukan evaluasi di lapangan. Jika akurasi alat lebih dari 80%, proses dinyatakan selesai. Jika belum, dilakukan perbaikan dengan kembali ke pelatihan agar mendapatkan akurasi implementasi alat yang baik. </w:t>
+        <w:t xml:space="preserve"> model. Model dilatih untuk mengenali pola dari data </w:t>
+      </w:r>
+      <w:r>
+        <w:rPr>
+          <w:lang w:val="sv-SE"/>
+        </w:rPr>
+        <w:t xml:space="preserve">yang telah diproses. Setelah pelatihan, model dievaluasi. Jika akurasi lebih dari 90%, proses berlanjut ke implementasi alat. Jika tidak, kembali ke tahap pelatihan. Setelah model diterapkan ke alat, dilakukan evaluasi di lapangan. Jika akurasi alat lebih dari 80%, proses dinyatakan selesai. Jika belum, dilakukan perbaikan dengan kembali ke pelatihan agar mendapatkan akurasi implementasi alat yang baik. </w:t>
       </w:r>
     </w:p>
     <w:p>
@@ -3982,7 +4793,7 @@
                     <pic:cNvPicPr/>
                   </pic:nvPicPr>
                   <pic:blipFill rotWithShape="1">
-                    <a:blip r:embed="rId19" cstate="print">
+                    <a:blip r:embed="rId15" cstate="print">
                       <a:extLst>
                         <a:ext uri="{28A0092B-C50C-407E-A947-70E740481C1C}">
                           <a14:useLocalDpi xmlns:a14="http://schemas.microsoft.com/office/drawing/2010/main" val="0"/>
@@ -4020,7 +4831,7 @@
           <w:szCs w:val="20"/>
         </w:rPr>
       </w:pPr>
-      <w:bookmarkStart w:id="5" w:name="_Toc200574280"/>
+      <w:bookmarkStart w:id="4" w:name="_Toc200574280"/>
       <w:r>
         <w:rPr>
           <w:i w:val="0"/>
@@ -4049,31 +4860,9 @@
           <w:sz w:val="20"/>
           <w:szCs w:val="20"/>
         </w:rPr>
-        <w:t xml:space="preserve">Alat </w:t>
-      </w:r>
-      <w:proofErr w:type="spellStart"/>
-      <w:r>
-        <w:rPr>
-          <w:i w:val="0"/>
-          <w:iCs w:val="0"/>
-          <w:color w:val="auto"/>
-          <w:sz w:val="20"/>
-          <w:szCs w:val="20"/>
-        </w:rPr>
-        <w:t>Pengondisian</w:t>
-      </w:r>
-      <w:proofErr w:type="spellEnd"/>
-      <w:r>
-        <w:rPr>
-          <w:i w:val="0"/>
-          <w:iCs w:val="0"/>
-          <w:color w:val="auto"/>
-          <w:sz w:val="20"/>
-          <w:szCs w:val="20"/>
-        </w:rPr>
-        <w:t xml:space="preserve"> Selada</w:t>
-      </w:r>
-      <w:bookmarkEnd w:id="5"/>
+        <w:t>Alat Pengondisian Selada</w:t>
+      </w:r>
+      <w:bookmarkEnd w:id="4"/>
     </w:p>
     <w:p>
       <w:pPr>
@@ -4086,37 +4875,8 @@
         <w:rPr>
           <w:lang w:val="id-ID"/>
         </w:rPr>
-        <w:t xml:space="preserve">Hasil pengujian alat </w:t>
-      </w:r>
-      <w:proofErr w:type="spellStart"/>
-      <w:r>
-        <w:rPr>
-          <w:lang w:val="id-ID"/>
-        </w:rPr>
-        <w:t>pengondisian</w:t>
-      </w:r>
-      <w:proofErr w:type="spellEnd"/>
-      <w:r>
-        <w:rPr>
-          <w:lang w:val="id-ID"/>
-        </w:rPr>
-        <w:t xml:space="preserve"> selada dalam berbagai kondisi menunjukkan bahwa sistem hidroponik dengan pengaturan nutrisi dan </w:t>
-      </w:r>
-      <w:proofErr w:type="spellStart"/>
-      <w:r>
-        <w:rPr>
-          <w:lang w:val="id-ID"/>
-        </w:rPr>
-        <w:t>pH</w:t>
-      </w:r>
-      <w:proofErr w:type="spellEnd"/>
-      <w:r>
-        <w:rPr>
-          <w:lang w:val="id-ID"/>
-        </w:rPr>
-        <w:t xml:space="preserve"> yang optimal mampu menjaga pertumbuhan selada tetap dalam kondisi prima. Hal ini terlihat dari kumpulan gambar tanaman yang diambil secara berkala dan konsisten, dengan </w:t>
-      </w:r>
-      <w:proofErr w:type="spellStart"/>
+        <w:t xml:space="preserve">Hasil pengujian alat pengondisian selada dalam berbagai kondisi menunjukkan bahwa sistem hidroponik dengan pengaturan nutrisi dan pH yang optimal mampu menjaga pertumbuhan selada tetap dalam kondisi prima. Hal ini terlihat dari kumpulan gambar tanaman yang diambil secara berkala dan konsisten, dengan </w:t>
+      </w:r>
       <w:r>
         <w:rPr>
           <w:i/>
@@ -4125,47 +4885,18 @@
         </w:rPr>
         <w:t>timestamp</w:t>
       </w:r>
-      <w:proofErr w:type="spellEnd"/>
       <w:r>
         <w:rPr>
           <w:lang w:val="id-ID"/>
         </w:rPr>
-        <w:t xml:space="preserve"> pada nama </w:t>
-      </w:r>
-      <w:proofErr w:type="spellStart"/>
+        <w:t xml:space="preserve"> pada nama file sebagai bukti bahwa dokumentasi dilakukan secara teratur. </w:t>
+      </w:r>
       <w:r>
         <w:rPr>
           <w:lang w:val="id-ID"/>
         </w:rPr>
-        <w:t>file</w:t>
-      </w:r>
-      <w:proofErr w:type="spellEnd"/>
-      <w:r>
-        <w:rPr>
-          <w:lang w:val="id-ID"/>
-        </w:rPr>
-        <w:t xml:space="preserve"> sebagai bukti bahwa dokumentasi dilakukan secara teratur. Foto-foto tersebut menampilkan visual daun berwarna hijau segar, bentuk daun yang utuh, dan tidak menunjukkan gejala stres seperti layu, perubahan warna, atau kerusakan jaringan. Kondisi ini menggambarkan karakteristik tanaman selada yang sehat, seperti yang ditunjukkan pada Gambar 4. Sementara itu, kondisi tanaman lain seperti selada layu, kekurangan nutrisi, maupun yang mengalami kelebihan </w:t>
-      </w:r>
-      <w:proofErr w:type="spellStart"/>
-      <w:r>
-        <w:rPr>
-          <w:lang w:val="id-ID"/>
-        </w:rPr>
-        <w:t>pH</w:t>
-      </w:r>
-      <w:proofErr w:type="spellEnd"/>
-      <w:r>
-        <w:rPr>
-          <w:lang w:val="id-ID"/>
-        </w:rPr>
-        <w:t xml:space="preserve"> juga didokumentasikan dengan pendekatan serupa, yaitu pengambilan gambar secara teratur di lingkungan terkendali. Citra-citra tersebut merepresentasikan ciri khas masing-masing kategori kondisi tanaman dan digunakan sebagai data </w:t>
-      </w:r>
-      <w:r>
-        <w:rPr>
-          <w:lang w:val="id-ID"/>
-        </w:rPr>
         <w:lastRenderedPageBreak/>
-        <w:t>penting dalam proses pelatihan model deteksi penyakit berbasis citra.</w:t>
+        <w:t>Foto-foto tersebut menampilkan visual daun berwarna hijau segar, bentuk daun yang utuh, dan tidak menunjukkan gejala stres seperti layu, perubahan warna, atau kerusakan jaringan. Kondisi ini menggambarkan karakteristik tanaman selada yang sehat, seperti yang ditunjukkan pada Gambar 4. Sementara itu, kondisi tanaman lain seperti selada layu, kekurangan nutrisi, maupun yang mengalami kelebihan pH juga didokumentasikan dengan pendekatan serupa, yaitu pengambilan gambar secara teratur di lingkungan terkendali. Citra-citra tersebut merepresentasikan ciri khas masing-masing kategori kondisi tanaman dan digunakan sebagai data penting dalam proses pelatihan model deteksi penyakit berbasis citra.</w:t>
       </w:r>
     </w:p>
     <w:p>
@@ -4195,7 +4926,7 @@
                     <pic:cNvPicPr/>
                   </pic:nvPicPr>
                   <pic:blipFill rotWithShape="1">
-                    <a:blip r:embed="rId20"/>
+                    <a:blip r:embed="rId16"/>
                     <a:srcRect b="6058"/>
                     <a:stretch/>
                   </pic:blipFill>
@@ -4236,7 +4967,7 @@
           <w:szCs w:val="20"/>
         </w:rPr>
       </w:pPr>
-      <w:bookmarkStart w:id="6" w:name="_Toc200574281"/>
+      <w:bookmarkStart w:id="5" w:name="_Toc200574281"/>
       <w:r>
         <w:rPr>
           <w:i w:val="0"/>
@@ -4265,108 +4996,16 @@
           <w:sz w:val="20"/>
           <w:szCs w:val="20"/>
         </w:rPr>
-        <w:t xml:space="preserve">Hasil </w:t>
-      </w:r>
-      <w:proofErr w:type="spellStart"/>
-      <w:r>
-        <w:rPr>
-          <w:i w:val="0"/>
-          <w:iCs w:val="0"/>
-          <w:color w:val="auto"/>
-          <w:sz w:val="20"/>
-          <w:szCs w:val="20"/>
-        </w:rPr>
-        <w:t>Pengondisian</w:t>
-      </w:r>
-      <w:proofErr w:type="spellEnd"/>
-      <w:r>
-        <w:rPr>
-          <w:i w:val="0"/>
-          <w:iCs w:val="0"/>
-          <w:color w:val="auto"/>
-          <w:sz w:val="20"/>
-          <w:szCs w:val="20"/>
-        </w:rPr>
-        <w:t xml:space="preserve"> Selada Sehat</w:t>
-      </w:r>
-      <w:bookmarkEnd w:id="6"/>
+        <w:t>Hasil Pengondisian Selada Sehat</w:t>
+      </w:r>
+      <w:bookmarkEnd w:id="5"/>
     </w:p>
     <w:p>
       <w:r>
         <w:rPr>
           <w:lang w:val="id-ID"/>
         </w:rPr>
-        <w:t xml:space="preserve">Pengujian alat deteksi selada menunjukkan bahwa seluruh komponen perangkat dapat berfungsi dengan baik dan terintegrasi secara optimal. </w:t>
-      </w:r>
-      <w:proofErr w:type="spellStart"/>
-      <w:r>
-        <w:rPr>
-          <w:lang w:val="id-ID"/>
-        </w:rPr>
-        <w:t>Raspberry</w:t>
-      </w:r>
-      <w:proofErr w:type="spellEnd"/>
-      <w:r>
-        <w:rPr>
-          <w:lang w:val="id-ID"/>
-        </w:rPr>
-        <w:t xml:space="preserve"> </w:t>
-      </w:r>
-      <w:proofErr w:type="spellStart"/>
-      <w:r>
-        <w:rPr>
-          <w:lang w:val="id-ID"/>
-        </w:rPr>
-        <w:t>Pi</w:t>
-      </w:r>
-      <w:proofErr w:type="spellEnd"/>
-      <w:r>
-        <w:rPr>
-          <w:lang w:val="id-ID"/>
-        </w:rPr>
-        <w:t xml:space="preserve"> mampu menjalankan proses pengambilan gambar secara otomatis melalui </w:t>
-      </w:r>
-      <w:proofErr w:type="spellStart"/>
-      <w:r>
-        <w:rPr>
-          <w:lang w:val="id-ID"/>
-        </w:rPr>
-        <w:t>Raspberry</w:t>
-      </w:r>
-      <w:proofErr w:type="spellEnd"/>
-      <w:r>
-        <w:rPr>
-          <w:lang w:val="id-ID"/>
-        </w:rPr>
-        <w:t xml:space="preserve"> </w:t>
-      </w:r>
-      <w:proofErr w:type="spellStart"/>
-      <w:r>
-        <w:rPr>
-          <w:lang w:val="id-ID"/>
-        </w:rPr>
-        <w:t>Pi</w:t>
-      </w:r>
-      <w:proofErr w:type="spellEnd"/>
-      <w:r>
-        <w:rPr>
-          <w:lang w:val="id-ID"/>
-        </w:rPr>
-        <w:t xml:space="preserve"> </w:t>
-      </w:r>
-      <w:proofErr w:type="spellStart"/>
-      <w:r>
-        <w:rPr>
-          <w:lang w:val="id-ID"/>
-        </w:rPr>
-        <w:t>Camera</w:t>
-      </w:r>
-      <w:proofErr w:type="spellEnd"/>
-      <w:r>
-        <w:rPr>
-          <w:lang w:val="id-ID"/>
-        </w:rPr>
-        <w:t xml:space="preserve"> yang telah diposisikan dengan tepat menghadap tanaman selada. </w:t>
+        <w:t xml:space="preserve">Pengujian alat deteksi selada menunjukkan bahwa seluruh komponen perangkat dapat berfungsi dengan baik dan terintegrasi secara optimal. Raspberry Pi mampu menjalankan proses pengambilan gambar secara otomatis melalui Raspberry Pi Camera yang telah diposisikan dengan tepat menghadap tanaman selada. </w:t>
       </w:r>
       <w:r>
         <w:rPr>
@@ -4465,7 +5104,7 @@
                     <pic:cNvPicPr/>
                   </pic:nvPicPr>
                   <pic:blipFill rotWithShape="1">
-                    <a:blip r:embed="rId21" cstate="print">
+                    <a:blip r:embed="rId17" cstate="print">
                       <a:extLst>
                         <a:ext uri="{28A0092B-C50C-407E-A947-70E740481C1C}">
                           <a14:useLocalDpi xmlns:a14="http://schemas.microsoft.com/office/drawing/2010/main" val="0"/>
@@ -4511,7 +5150,7 @@
           <w:szCs w:val="20"/>
         </w:rPr>
       </w:pPr>
-      <w:bookmarkStart w:id="7" w:name="_Toc200574285"/>
+      <w:bookmarkStart w:id="6" w:name="_Toc200574285"/>
       <w:r>
         <w:rPr>
           <w:i w:val="0"/>
@@ -4542,7 +5181,7 @@
         </w:rPr>
         <w:t>Alat Deteksi Selada 1</w:t>
       </w:r>
-      <w:bookmarkEnd w:id="7"/>
+      <w:bookmarkEnd w:id="6"/>
     </w:p>
     <w:p>
       <w:pPr>
@@ -4568,7 +5207,7 @@
                     <pic:cNvPicPr/>
                   </pic:nvPicPr>
                   <pic:blipFill rotWithShape="1">
-                    <a:blip r:embed="rId22" cstate="print">
+                    <a:blip r:embed="rId18" cstate="print">
                       <a:extLst>
                         <a:ext uri="{28A0092B-C50C-407E-A947-70E740481C1C}">
                           <a14:useLocalDpi xmlns:a14="http://schemas.microsoft.com/office/drawing/2010/main" val="0"/>
@@ -4615,7 +5254,7 @@
           <w:szCs w:val="20"/>
         </w:rPr>
       </w:pPr>
-      <w:bookmarkStart w:id="8" w:name="_Toc200574286"/>
+      <w:bookmarkStart w:id="7" w:name="_Toc200574286"/>
       <w:r>
         <w:rPr>
           <w:i w:val="0"/>
@@ -4646,7 +5285,7 @@
         </w:rPr>
         <w:t>Alat Deteksi Selada 2</w:t>
       </w:r>
-      <w:bookmarkEnd w:id="8"/>
+      <w:bookmarkEnd w:id="7"/>
     </w:p>
     <w:p>
       <w:pPr>
@@ -4851,7 +5490,7 @@
                     <pic:cNvPicPr/>
                   </pic:nvPicPr>
                   <pic:blipFill>
-                    <a:blip r:embed="rId23">
+                    <a:blip r:embed="rId19">
                       <a:extLst>
                         <a:ext uri="{28A0092B-C50C-407E-A947-70E740481C1C}">
                           <a14:useLocalDpi xmlns:a14="http://schemas.microsoft.com/office/drawing/2010/main" val="0"/>
@@ -4883,7 +5522,7 @@
         <w:spacing w:after="160"/>
         <w:jc w:val="center"/>
       </w:pPr>
-      <w:bookmarkStart w:id="9" w:name="_Toc200574298"/>
+      <w:bookmarkStart w:id="8" w:name="_Toc200574298"/>
       <w:r>
         <w:t xml:space="preserve">Gambar </w:t>
       </w:r>
@@ -4896,7 +5535,7 @@
       <w:r>
         <w:t>Hasil Pengujian Model</w:t>
       </w:r>
-      <w:bookmarkEnd w:id="9"/>
+      <w:bookmarkEnd w:id="8"/>
     </w:p>
     <w:p>
       <w:proofErr w:type="spellStart"/>
@@ -4921,7 +5560,23 @@
       </w:r>
       <w:proofErr w:type="spellEnd"/>
       <w:r>
-        <w:t xml:space="preserve"> pelatihan model, langkah </w:t>
+        <w:t xml:space="preserve"> </w:t>
+      </w:r>
+      <w:proofErr w:type="spellStart"/>
+      <w:r>
+        <w:t>pelatihan</w:t>
+      </w:r>
+      <w:proofErr w:type="spellEnd"/>
+      <w:r>
+        <w:t xml:space="preserve"> model, </w:t>
+      </w:r>
+      <w:proofErr w:type="spellStart"/>
+      <w:r>
+        <w:t>langkah</w:t>
+      </w:r>
+      <w:proofErr w:type="spellEnd"/>
+      <w:r>
+        <w:t xml:space="preserve"> </w:t>
       </w:r>
       <w:proofErr w:type="spellStart"/>
       <w:r>
@@ -5075,7 +5730,15 @@
       <w:proofErr w:type="spellEnd"/>
       <w:proofErr w:type="gramEnd"/>
       <w:r>
-        <w:t xml:space="preserve"> ini </w:t>
+        <w:t xml:space="preserve"> </w:t>
+      </w:r>
+      <w:proofErr w:type="spellStart"/>
+      <w:r>
+        <w:t>ini</w:t>
+      </w:r>
+      <w:proofErr w:type="spellEnd"/>
+      <w:r>
+        <w:t xml:space="preserve"> </w:t>
       </w:r>
       <w:proofErr w:type="spellStart"/>
       <w:r>
@@ -5163,7 +5826,11 @@
       </w:r>
       <w:proofErr w:type="spellEnd"/>
       <w:r>
-        <w:t xml:space="preserve">, connection_module.py yang </w:t>
+        <w:t xml:space="preserve">, connection_module.py </w:t>
+      </w:r>
+      <w:r>
+        <w:lastRenderedPageBreak/>
+        <w:t xml:space="preserve">yang </w:t>
       </w:r>
       <w:proofErr w:type="spellStart"/>
       <w:r>
@@ -5171,7 +5838,23 @@
       </w:r>
       <w:proofErr w:type="spellEnd"/>
       <w:r>
-        <w:t xml:space="preserve"> mengirim hasil </w:t>
+        <w:t xml:space="preserve"> </w:t>
+      </w:r>
+      <w:proofErr w:type="spellStart"/>
+      <w:r>
+        <w:t>mengirim</w:t>
+      </w:r>
+      <w:proofErr w:type="spellEnd"/>
+      <w:r>
+        <w:t xml:space="preserve"> </w:t>
+      </w:r>
+      <w:proofErr w:type="spellStart"/>
+      <w:r>
+        <w:t>hasil</w:t>
+      </w:r>
+      <w:proofErr w:type="spellEnd"/>
+      <w:r>
+        <w:t xml:space="preserve"> </w:t>
       </w:r>
       <w:proofErr w:type="spellStart"/>
       <w:r>
@@ -5205,9 +5888,13 @@
       <w:r>
         <w:t xml:space="preserve"> proses </w:t>
       </w:r>
-      <w:r>
-        <w:lastRenderedPageBreak/>
-        <w:t xml:space="preserve">klasifikasi </w:t>
+      <w:proofErr w:type="spellStart"/>
+      <w:r>
+        <w:t>klasifikasi</w:t>
+      </w:r>
+      <w:proofErr w:type="spellEnd"/>
+      <w:r>
+        <w:t xml:space="preserve"> </w:t>
       </w:r>
       <w:proofErr w:type="spellStart"/>
       <w:r>
@@ -5247,7 +5934,23 @@
       </w:r>
       <w:proofErr w:type="spellEnd"/>
       <w:r>
-        <w:t xml:space="preserve"> pengambilan gambar </w:t>
+        <w:t xml:space="preserve"> </w:t>
+      </w:r>
+      <w:proofErr w:type="spellStart"/>
+      <w:r>
+        <w:t>pengambilan</w:t>
+      </w:r>
+      <w:proofErr w:type="spellEnd"/>
+      <w:r>
+        <w:t xml:space="preserve"> </w:t>
+      </w:r>
+      <w:proofErr w:type="spellStart"/>
+      <w:r>
+        <w:t>gambar</w:t>
+      </w:r>
+      <w:proofErr w:type="spellEnd"/>
+      <w:r>
+        <w:t xml:space="preserve"> </w:t>
       </w:r>
       <w:proofErr w:type="spellStart"/>
       <w:r>
@@ -5258,7 +5961,15 @@
         <w:t xml:space="preserve"> Raspberry Pi Camera. </w:t>
       </w:r>
       <w:r>
-        <w:t xml:space="preserve">Model yang telah </w:t>
+        <w:t xml:space="preserve">Model yang </w:t>
+      </w:r>
+      <w:proofErr w:type="spellStart"/>
+      <w:r>
+        <w:t>telah</w:t>
+      </w:r>
+      <w:proofErr w:type="spellEnd"/>
+      <w:r>
+        <w:t xml:space="preserve"> </w:t>
       </w:r>
       <w:proofErr w:type="spellStart"/>
       <w:r>
@@ -5298,7 +6009,15 @@
       </w:r>
       <w:proofErr w:type="spellEnd"/>
       <w:r>
-        <w:t xml:space="preserve"> gambar </w:t>
+        <w:t xml:space="preserve"> </w:t>
+      </w:r>
+      <w:proofErr w:type="spellStart"/>
+      <w:r>
+        <w:t>gambar</w:t>
+      </w:r>
+      <w:proofErr w:type="spellEnd"/>
+      <w:r>
+        <w:t xml:space="preserve"> </w:t>
       </w:r>
       <w:proofErr w:type="spellStart"/>
       <w:r>
@@ -5370,7 +6089,15 @@
       </w:r>
       <w:proofErr w:type="spellEnd"/>
       <w:r>
-        <w:t xml:space="preserve"> yang telah </w:t>
+        <w:t xml:space="preserve"> yang </w:t>
+      </w:r>
+      <w:proofErr w:type="spellStart"/>
+      <w:r>
+        <w:t>telah</w:t>
+      </w:r>
+      <w:proofErr w:type="spellEnd"/>
+      <w:r>
+        <w:t xml:space="preserve"> </w:t>
       </w:r>
       <w:proofErr w:type="spellStart"/>
       <w:r>
@@ -5386,7 +6113,15 @@
       </w:r>
       <w:proofErr w:type="spellEnd"/>
       <w:r>
-        <w:t xml:space="preserve"> hasilnya </w:t>
+        <w:t xml:space="preserve"> </w:t>
+      </w:r>
+      <w:proofErr w:type="spellStart"/>
+      <w:r>
+        <w:t>hasilnya</w:t>
+      </w:r>
+      <w:proofErr w:type="spellEnd"/>
+      <w:r>
+        <w:t xml:space="preserve"> </w:t>
       </w:r>
       <w:proofErr w:type="spellStart"/>
       <w:r>
@@ -5468,7 +6203,15 @@
         <w:t>website</w:t>
       </w:r>
       <w:r>
-        <w:t xml:space="preserve">, seperti </w:t>
+        <w:t xml:space="preserve">, </w:t>
+      </w:r>
+      <w:proofErr w:type="spellStart"/>
+      <w:r>
+        <w:t>seperti</w:t>
+      </w:r>
+      <w:proofErr w:type="spellEnd"/>
+      <w:r>
+        <w:t xml:space="preserve"> </w:t>
       </w:r>
       <w:proofErr w:type="spellStart"/>
       <w:r>
@@ -5514,7 +6257,7 @@
                     <pic:cNvPicPr/>
                   </pic:nvPicPr>
                   <pic:blipFill rotWithShape="1">
-                    <a:blip r:embed="rId24"/>
+                    <a:blip r:embed="rId20"/>
                     <a:srcRect t="11225" r="1371" b="6755"/>
                     <a:stretch>
                       <a:fillRect/>
@@ -5557,7 +6300,7 @@
           <w:szCs w:val="20"/>
         </w:rPr>
       </w:pPr>
-      <w:bookmarkStart w:id="10" w:name="_Toc200574306"/>
+      <w:bookmarkStart w:id="9" w:name="_Toc200574306"/>
       <w:r>
         <w:rPr>
           <w:i w:val="0"/>
@@ -5598,7 +6341,6 @@
         </w:rPr>
         <w:t xml:space="preserve">Tampilan Antarmuka pada </w:t>
       </w:r>
-      <w:proofErr w:type="spellStart"/>
       <w:r>
         <w:rPr>
           <w:color w:val="auto"/>
@@ -5607,8 +6349,7 @@
         </w:rPr>
         <w:t>Website</w:t>
       </w:r>
-      <w:bookmarkEnd w:id="10"/>
-      <w:proofErr w:type="spellEnd"/>
+      <w:bookmarkEnd w:id="9"/>
     </w:p>
     <w:p>
       <w:pPr>
@@ -5623,7 +6364,6 @@
         </w:rPr>
         <w:t xml:space="preserve">Tampilan antarmuka pada </w:t>
       </w:r>
-      <w:proofErr w:type="spellStart"/>
       <w:r>
         <w:rPr>
           <w:i/>
@@ -5632,96 +6372,11 @@
         </w:rPr>
         <w:t>website</w:t>
       </w:r>
-      <w:proofErr w:type="spellEnd"/>
       <w:r>
         <w:rPr>
           <w:lang w:val="id-ID"/>
         </w:rPr>
-        <w:t xml:space="preserve"> tersebut menyajikan informasi berupa gambar kondisi tanaman selada dengan label “</w:t>
-      </w:r>
-      <w:proofErr w:type="spellStart"/>
-      <w:r>
-        <w:rPr>
-          <w:lang w:val="id-ID"/>
-        </w:rPr>
-        <w:t>Camera</w:t>
-      </w:r>
-      <w:proofErr w:type="spellEnd"/>
-      <w:r>
-        <w:rPr>
-          <w:lang w:val="id-ID"/>
-        </w:rPr>
-        <w:t xml:space="preserve"> 1 dan </w:t>
-      </w:r>
-      <w:proofErr w:type="spellStart"/>
-      <w:r>
-        <w:rPr>
-          <w:lang w:val="id-ID"/>
-        </w:rPr>
-        <w:t>Camera</w:t>
-      </w:r>
-      <w:proofErr w:type="spellEnd"/>
-      <w:r>
-        <w:rPr>
-          <w:lang w:val="id-ID"/>
-        </w:rPr>
-        <w:t xml:space="preserve"> 2”, waktu terakhir sistem memindai kondisi tanaman selada dengan label “</w:t>
-      </w:r>
-      <w:proofErr w:type="spellStart"/>
-      <w:r>
-        <w:rPr>
-          <w:lang w:val="id-ID"/>
-        </w:rPr>
-        <w:t>Last</w:t>
-      </w:r>
-      <w:proofErr w:type="spellEnd"/>
-      <w:r>
-        <w:rPr>
-          <w:lang w:val="id-ID"/>
-        </w:rPr>
-        <w:t xml:space="preserve"> </w:t>
-      </w:r>
-      <w:proofErr w:type="spellStart"/>
-      <w:r>
-        <w:rPr>
-          <w:lang w:val="id-ID"/>
-        </w:rPr>
-        <w:t>Check</w:t>
-      </w:r>
-      <w:proofErr w:type="spellEnd"/>
-      <w:r>
-        <w:rPr>
-          <w:lang w:val="id-ID"/>
-        </w:rPr>
-        <w:t>”,  fitur mengunduh data berdasarkan rentang tanggal tertentu dengan label “</w:t>
-      </w:r>
-      <w:proofErr w:type="spellStart"/>
-      <w:r>
-        <w:rPr>
-          <w:lang w:val="id-ID"/>
-        </w:rPr>
-        <w:t>Export</w:t>
-      </w:r>
-      <w:proofErr w:type="spellEnd"/>
-      <w:r>
-        <w:rPr>
-          <w:lang w:val="id-ID"/>
-        </w:rPr>
-        <w:t xml:space="preserve"> Laporan”, waktu pengambil gambar dengan label “</w:t>
-      </w:r>
-      <w:proofErr w:type="spellStart"/>
-      <w:r>
-        <w:rPr>
-          <w:lang w:val="id-ID"/>
-        </w:rPr>
-        <w:t>Datetime</w:t>
-      </w:r>
-      <w:proofErr w:type="spellEnd"/>
-      <w:r>
-        <w:rPr>
-          <w:lang w:val="id-ID"/>
-        </w:rPr>
-        <w:t>”, serta hasil prediksi klasifikasi kondisi tanaman selada dengan label “Status”.</w:t>
+        <w:t xml:space="preserve"> tersebut menyajikan informasi berupa gambar kondisi tanaman selada dengan label “Camera 1 dan Camera 2”, waktu terakhir sistem memindai kondisi tanaman selada dengan label “Last Check”,  fitur mengunduh data berdasarkan rentang tanggal tertentu dengan label “Export Laporan”, waktu pengambil gambar dengan label “Datetime”, serta hasil prediksi klasifikasi kondisi tanaman selada dengan label “Status”.</w:t>
       </w:r>
     </w:p>
     <w:p>
@@ -5749,7 +6404,7 @@
                     <pic:cNvPicPr/>
                   </pic:nvPicPr>
                   <pic:blipFill>
-                    <a:blip r:embed="rId25" cstate="print">
+                    <a:blip r:embed="rId21" cstate="print">
                       <a:extLst>
                         <a:ext uri="{28A0092B-C50C-407E-A947-70E740481C1C}">
                           <a14:useLocalDpi xmlns:a14="http://schemas.microsoft.com/office/drawing/2010/main" val="0"/>
@@ -5789,7 +6444,7 @@
           <w:szCs w:val="20"/>
         </w:rPr>
       </w:pPr>
-      <w:bookmarkStart w:id="11" w:name="_Toc200574307"/>
+      <w:bookmarkStart w:id="10" w:name="_Toc200574307"/>
       <w:r>
         <w:rPr>
           <w:i w:val="0"/>
@@ -5830,7 +6485,7 @@
         </w:rPr>
         <w:t>Tampilan Antarmuka pada Aplikasi Android</w:t>
       </w:r>
-      <w:bookmarkEnd w:id="11"/>
+      <w:bookmarkEnd w:id="10"/>
     </w:p>
     <w:p>
       <w:pPr>
@@ -5844,41 +6499,20 @@
         <w:rPr>
           <w:lang w:val="id-ID"/>
         </w:rPr>
-        <w:t xml:space="preserve">Selain dapat dipantau melalui antarmuka </w:t>
-      </w:r>
-      <w:proofErr w:type="spellStart"/>
+        <w:t xml:space="preserve">Selain dapat dipantau melalui antarmuka wesbsite, pengguna juga dapat mengakses hasil deteksi sistem melalui antarmuka aplikasi Android, seperti yang ditunjukkan pada Gambar </w:t>
+      </w:r>
       <w:r>
         <w:rPr>
           <w:lang w:val="id-ID"/>
         </w:rPr>
-        <w:t>wesbsite</w:t>
-      </w:r>
-      <w:proofErr w:type="spellEnd"/>
+        <w:t>9</w:t>
+      </w:r>
       <w:r>
         <w:rPr>
           <w:lang w:val="id-ID"/>
         </w:rPr>
-        <w:t xml:space="preserve">, pengguna juga dapat mengakses hasil deteksi sistem melalui antarmuka </w:t>
-      </w:r>
-      <w:r>
-        <w:rPr>
-          <w:lang w:val="id-ID"/>
-        </w:rPr>
-        <w:t xml:space="preserve">aplikasi Android, seperti yang ditunjukkan pada Gambar </w:t>
-      </w:r>
-      <w:r>
-        <w:rPr>
-          <w:lang w:val="id-ID"/>
-        </w:rPr>
-        <w:t>9</w:t>
-      </w:r>
-      <w:r>
-        <w:rPr>
-          <w:lang w:val="id-ID"/>
-        </w:rPr>
         <w:t xml:space="preserve">. Tampilan ini memiliki fungsi yang serupa dengan versi </w:t>
       </w:r>
-      <w:proofErr w:type="spellStart"/>
       <w:r>
         <w:rPr>
           <w:i/>
@@ -5887,14 +6521,12 @@
         </w:rPr>
         <w:t>website</w:t>
       </w:r>
-      <w:proofErr w:type="spellEnd"/>
       <w:r>
         <w:rPr>
           <w:lang w:val="id-ID"/>
         </w:rPr>
         <w:t xml:space="preserve">. Antarmuka Android dirancang khusus untuk mempermudah pemantauan melalui perangkat </w:t>
       </w:r>
-      <w:proofErr w:type="spellStart"/>
       <w:r>
         <w:rPr>
           <w:i/>
@@ -5903,7 +6535,6 @@
         </w:rPr>
         <w:t>mobile</w:t>
       </w:r>
-      <w:proofErr w:type="spellEnd"/>
       <w:r>
         <w:rPr>
           <w:lang w:val="id-ID"/>
@@ -5979,7 +6610,15 @@
       </w:r>
       <w:proofErr w:type="spellEnd"/>
       <w:r>
-        <w:t xml:space="preserve"> sehat </w:t>
+        <w:t xml:space="preserve"> </w:t>
+      </w:r>
+      <w:proofErr w:type="spellStart"/>
+      <w:r>
+        <w:t>sehat</w:t>
+      </w:r>
+      <w:proofErr w:type="spellEnd"/>
+      <w:r>
+        <w:t xml:space="preserve"> </w:t>
       </w:r>
       <w:proofErr w:type="spellStart"/>
       <w:r>
@@ -6021,7 +6660,7 @@
                     <pic:cNvPicPr/>
                   </pic:nvPicPr>
                   <pic:blipFill>
-                    <a:blip r:embed="rId26">
+                    <a:blip r:embed="rId22">
                       <a:extLst>
                         <a:ext uri="{28A0092B-C50C-407E-A947-70E740481C1C}">
                           <a14:useLocalDpi xmlns:a14="http://schemas.microsoft.com/office/drawing/2010/main" val="0"/>
@@ -6052,7 +6691,7 @@
       <w:pPr>
         <w:jc w:val="center"/>
       </w:pPr>
-      <w:bookmarkStart w:id="12" w:name="_Toc200574308"/>
+      <w:bookmarkStart w:id="11" w:name="_Toc200574308"/>
       <w:r>
         <w:t xml:space="preserve">Gambar </w:t>
       </w:r>
@@ -6067,7 +6706,7 @@
       <w:r>
         <w:t xml:space="preserve"> Telegram</w:t>
       </w:r>
-      <w:bookmarkEnd w:id="12"/>
+      <w:bookmarkEnd w:id="11"/>
     </w:p>
     <w:p>
       <w:pPr>
@@ -6160,7 +6799,7 @@
           <w:szCs w:val="20"/>
         </w:rPr>
       </w:pPr>
-      <w:bookmarkStart w:id="13" w:name="_Toc204162967"/>
+      <w:bookmarkStart w:id="12" w:name="_Toc204162967"/>
       <w:r>
         <w:rPr>
           <w:i w:val="0"/>
@@ -6191,7 +6830,7 @@
         </w:rPr>
         <w:t>Ringkasan Hasil Pengujian Akurasi Alat</w:t>
       </w:r>
-      <w:bookmarkEnd w:id="13"/>
+      <w:bookmarkEnd w:id="12"/>
     </w:p>
     <w:tbl>
       <w:tblPr>
@@ -6228,6 +6867,7 @@
                 <w:sz w:val="20"/>
                 <w:szCs w:val="20"/>
               </w:rPr>
+              <w:lastRenderedPageBreak/>
               <w:t>Kondisi Tanaman</w:t>
             </w:r>
           </w:p>
@@ -6325,7 +6965,6 @@
                 <w:sz w:val="20"/>
                 <w:szCs w:val="20"/>
               </w:rPr>
-              <w:lastRenderedPageBreak/>
               <w:t>Sehat</w:t>
             </w:r>
           </w:p>
@@ -6948,7 +7587,7 @@
           <w:szCs w:val="20"/>
         </w:rPr>
       </w:pPr>
-      <w:bookmarkStart w:id="14" w:name="_Toc204162969"/>
+      <w:bookmarkStart w:id="13" w:name="_Toc204162969"/>
       <w:r>
         <w:rPr>
           <w:i w:val="0"/>
@@ -6979,23 +7618,13 @@
         </w:rPr>
         <w:t xml:space="preserve">Hasil Pengujian </w:t>
       </w:r>
-      <w:proofErr w:type="spellStart"/>
       <w:r>
         <w:rPr>
           <w:color w:val="auto"/>
           <w:sz w:val="20"/>
           <w:szCs w:val="20"/>
         </w:rPr>
-        <w:t>Delay</w:t>
-      </w:r>
-      <w:proofErr w:type="spellEnd"/>
-      <w:r>
-        <w:rPr>
-          <w:color w:val="auto"/>
-          <w:sz w:val="20"/>
-          <w:szCs w:val="20"/>
-        </w:rPr>
-        <w:t xml:space="preserve"> </w:t>
+        <w:t xml:space="preserve">Delay </w:t>
       </w:r>
       <w:r>
         <w:rPr>
@@ -7007,7 +7636,7 @@
         </w:rPr>
         <w:t>pada Kamera 1</w:t>
       </w:r>
-      <w:bookmarkEnd w:id="14"/>
+      <w:bookmarkEnd w:id="13"/>
     </w:p>
     <w:tbl>
       <w:tblPr>
@@ -7492,7 +8121,7 @@
           <w:szCs w:val="20"/>
         </w:rPr>
       </w:pPr>
-      <w:bookmarkStart w:id="15" w:name="_Toc204162970"/>
+      <w:bookmarkStart w:id="14" w:name="_Toc204162970"/>
       <w:r>
         <w:rPr>
           <w:i w:val="0"/>
@@ -7523,23 +8152,13 @@
         </w:rPr>
         <w:t xml:space="preserve">Hasil Pengujian </w:t>
       </w:r>
-      <w:proofErr w:type="spellStart"/>
       <w:r>
         <w:rPr>
           <w:color w:val="auto"/>
           <w:sz w:val="20"/>
           <w:szCs w:val="20"/>
         </w:rPr>
-        <w:t>Delay</w:t>
-      </w:r>
-      <w:proofErr w:type="spellEnd"/>
-      <w:r>
-        <w:rPr>
-          <w:color w:val="auto"/>
-          <w:sz w:val="20"/>
-          <w:szCs w:val="20"/>
-        </w:rPr>
-        <w:t xml:space="preserve"> </w:t>
+        <w:t xml:space="preserve">Delay </w:t>
       </w:r>
       <w:r>
         <w:rPr>
@@ -7551,7 +8170,7 @@
         </w:rPr>
         <w:t>pada Kamera 2</w:t>
       </w:r>
-      <w:bookmarkEnd w:id="15"/>
+      <w:bookmarkEnd w:id="14"/>
     </w:p>
     <w:tbl>
       <w:tblPr>
@@ -8369,7 +8988,7 @@
           <w:szCs w:val="20"/>
         </w:rPr>
       </w:pPr>
-      <w:bookmarkStart w:id="16" w:name="_Toc204162971"/>
+      <w:bookmarkStart w:id="15" w:name="_Toc204162971"/>
       <w:r>
         <w:rPr>
           <w:i w:val="0"/>
@@ -8406,18 +9025,8 @@
           <w:sz w:val="20"/>
           <w:szCs w:val="20"/>
         </w:rPr>
-        <w:t xml:space="preserve">Data </w:t>
-      </w:r>
-      <w:proofErr w:type="spellStart"/>
-      <w:r>
-        <w:rPr>
-          <w:color w:val="auto"/>
-          <w:sz w:val="20"/>
-          <w:szCs w:val="20"/>
-        </w:rPr>
-        <w:t>loss</w:t>
-      </w:r>
-      <w:proofErr w:type="spellEnd"/>
+        <w:t>Data loss</w:t>
+      </w:r>
       <w:r>
         <w:rPr>
           <w:i w:val="0"/>
@@ -8428,7 +9037,7 @@
         </w:rPr>
         <w:t xml:space="preserve"> pada Kamera 1</w:t>
       </w:r>
-      <w:bookmarkEnd w:id="16"/>
+      <w:bookmarkEnd w:id="15"/>
     </w:p>
     <w:tbl>
       <w:tblPr>
@@ -9055,7 +9664,7 @@
           <w:szCs w:val="20"/>
         </w:rPr>
       </w:pPr>
-      <w:bookmarkStart w:id="17" w:name="_Toc204162972"/>
+      <w:bookmarkStart w:id="16" w:name="_Toc204162972"/>
       <w:r>
         <w:rPr>
           <w:i w:val="0"/>
@@ -9092,18 +9701,8 @@
           <w:sz w:val="20"/>
           <w:szCs w:val="20"/>
         </w:rPr>
-        <w:t xml:space="preserve">Data </w:t>
-      </w:r>
-      <w:proofErr w:type="spellStart"/>
-      <w:r>
-        <w:rPr>
-          <w:color w:val="auto"/>
-          <w:sz w:val="20"/>
-          <w:szCs w:val="20"/>
-        </w:rPr>
-        <w:t>loss</w:t>
-      </w:r>
-      <w:proofErr w:type="spellEnd"/>
+        <w:t>Data loss</w:t>
+      </w:r>
       <w:r>
         <w:rPr>
           <w:i w:val="0"/>
@@ -9114,7 +9713,7 @@
         </w:rPr>
         <w:t xml:space="preserve"> pada Kamera 2</w:t>
       </w:r>
-      <w:bookmarkEnd w:id="17"/>
+      <w:bookmarkEnd w:id="16"/>
     </w:p>
     <w:tbl>
       <w:tblPr>
@@ -9739,7 +10338,15 @@
       </w:r>
       <w:proofErr w:type="spellEnd"/>
       <w:r>
-        <w:t xml:space="preserve">, beberapa </w:t>
+        <w:t xml:space="preserve">, </w:t>
+      </w:r>
+      <w:proofErr w:type="spellStart"/>
+      <w:r>
+        <w:t>beberapa</w:t>
+      </w:r>
+      <w:proofErr w:type="spellEnd"/>
+      <w:r>
+        <w:t xml:space="preserve"> </w:t>
       </w:r>
       <w:proofErr w:type="spellStart"/>
       <w:r>
@@ -9747,7 +10354,15 @@
       </w:r>
       <w:proofErr w:type="spellEnd"/>
       <w:r>
-        <w:t xml:space="preserve"> yang dapat </w:t>
+        <w:t xml:space="preserve"> yang </w:t>
+      </w:r>
+      <w:proofErr w:type="spellStart"/>
+      <w:r>
+        <w:t>dapat</w:t>
+      </w:r>
+      <w:proofErr w:type="spellEnd"/>
+      <w:r>
+        <w:t xml:space="preserve"> </w:t>
       </w:r>
       <w:proofErr w:type="spellStart"/>
       <w:r>
@@ -9765,7 +10380,15 @@
         <w:t>data loss</w:t>
       </w:r>
       <w:r>
-        <w:t xml:space="preserve"> ini </w:t>
+        <w:t xml:space="preserve"> </w:t>
+      </w:r>
+      <w:proofErr w:type="spellStart"/>
+      <w:r>
+        <w:t>ini</w:t>
+      </w:r>
+      <w:proofErr w:type="spellEnd"/>
+      <w:r>
+        <w:t xml:space="preserve"> </w:t>
       </w:r>
       <w:proofErr w:type="spellStart"/>
       <w:r>
@@ -9813,7 +10436,15 @@
       </w:r>
       <w:proofErr w:type="spellEnd"/>
       <w:r>
-        <w:t xml:space="preserve">, terutama pada </w:t>
+        <w:t xml:space="preserve">, </w:t>
+      </w:r>
+      <w:proofErr w:type="spellStart"/>
+      <w:r>
+        <w:t>terutama</w:t>
+      </w:r>
+      <w:proofErr w:type="spellEnd"/>
+      <w:r>
+        <w:t xml:space="preserve"> pada </w:t>
       </w:r>
       <w:proofErr w:type="spellStart"/>
       <w:r>
@@ -9855,7 +10486,15 @@
       </w:r>
       <w:proofErr w:type="spellEnd"/>
       <w:r>
-        <w:t xml:space="preserve"> atau </w:t>
+        <w:t xml:space="preserve"> </w:t>
+      </w:r>
+      <w:proofErr w:type="spellStart"/>
+      <w:r>
+        <w:t>atau</w:t>
+      </w:r>
+      <w:proofErr w:type="spellEnd"/>
+      <w:r>
+        <w:t xml:space="preserve"> </w:t>
       </w:r>
       <w:proofErr w:type="spellStart"/>
       <w:r>
@@ -9879,7 +10518,15 @@
       </w:r>
       <w:proofErr w:type="spellEnd"/>
       <w:r>
-        <w:t xml:space="preserve">. Selain itu, </w:t>
+        <w:t xml:space="preserve">. Selain </w:t>
+      </w:r>
+      <w:proofErr w:type="spellStart"/>
+      <w:r>
+        <w:t>itu</w:t>
+      </w:r>
+      <w:proofErr w:type="spellEnd"/>
+      <w:r>
+        <w:t xml:space="preserve">, </w:t>
       </w:r>
       <w:proofErr w:type="spellStart"/>
       <w:r>
@@ -9903,7 +10550,15 @@
       </w:r>
       <w:proofErr w:type="spellEnd"/>
       <w:r>
-        <w:t xml:space="preserve"> seperti </w:t>
+        <w:t xml:space="preserve"> </w:t>
+      </w:r>
+      <w:proofErr w:type="spellStart"/>
+      <w:r>
+        <w:t>seperti</w:t>
+      </w:r>
+      <w:proofErr w:type="spellEnd"/>
+      <w:r>
+        <w:t xml:space="preserve"> </w:t>
       </w:r>
       <w:proofErr w:type="spellStart"/>
       <w:r>
@@ -9927,7 +10582,15 @@
       </w:r>
       <w:proofErr w:type="spellEnd"/>
       <w:r>
-        <w:t xml:space="preserve"> atau </w:t>
+        <w:t xml:space="preserve"> </w:t>
+      </w:r>
+      <w:proofErr w:type="spellStart"/>
+      <w:r>
+        <w:t>atau</w:t>
+      </w:r>
+      <w:proofErr w:type="spellEnd"/>
+      <w:r>
+        <w:t xml:space="preserve"> </w:t>
       </w:r>
       <w:proofErr w:type="spellStart"/>
       <w:r>
@@ -9935,7 +10598,23 @@
       </w:r>
       <w:proofErr w:type="spellEnd"/>
       <w:r>
-        <w:t xml:space="preserve"> tegangan juga dapat </w:t>
+        <w:t xml:space="preserve"> </w:t>
+      </w:r>
+      <w:proofErr w:type="spellStart"/>
+      <w:r>
+        <w:t>tegangan</w:t>
+      </w:r>
+      <w:proofErr w:type="spellEnd"/>
+      <w:r>
+        <w:t xml:space="preserve"> juga </w:t>
+      </w:r>
+      <w:proofErr w:type="spellStart"/>
+      <w:r>
+        <w:t>dapat</w:t>
+      </w:r>
+      <w:proofErr w:type="spellEnd"/>
+      <w:r>
+        <w:t xml:space="preserve"> </w:t>
       </w:r>
       <w:proofErr w:type="spellStart"/>
       <w:r>
@@ -9959,7 +10638,15 @@
       </w:r>
       <w:proofErr w:type="spellEnd"/>
       <w:r>
-        <w:t xml:space="preserve"> atau </w:t>
+        <w:t xml:space="preserve"> </w:t>
+      </w:r>
+      <w:proofErr w:type="spellStart"/>
+      <w:r>
+        <w:t>atau</w:t>
+      </w:r>
+      <w:proofErr w:type="spellEnd"/>
+      <w:r>
+        <w:t xml:space="preserve"> </w:t>
       </w:r>
       <w:proofErr w:type="spellStart"/>
       <w:r>
@@ -10007,7 +10694,15 @@
       </w:r>
       <w:proofErr w:type="spellEnd"/>
       <w:r>
-        <w:t xml:space="preserve"> seperti </w:t>
+        <w:t xml:space="preserve"> </w:t>
+      </w:r>
+      <w:proofErr w:type="spellStart"/>
+      <w:r>
+        <w:t>seperti</w:t>
+      </w:r>
+      <w:proofErr w:type="spellEnd"/>
+      <w:r>
+        <w:t xml:space="preserve"> </w:t>
       </w:r>
       <w:proofErr w:type="spellStart"/>
       <w:r>
@@ -10031,7 +10726,15 @@
       </w:r>
       <w:proofErr w:type="spellEnd"/>
       <w:r>
-        <w:t xml:space="preserve"> pada Raspberry Pi atau </w:t>
+        <w:t xml:space="preserve"> pada Raspberry Pi </w:t>
+      </w:r>
+      <w:proofErr w:type="spellStart"/>
+      <w:r>
+        <w:t>atau</w:t>
+      </w:r>
+      <w:proofErr w:type="spellEnd"/>
+      <w:r>
+        <w:t xml:space="preserve"> </w:t>
       </w:r>
       <w:proofErr w:type="spellStart"/>
       <w:r>
@@ -10055,7 +10758,15 @@
       </w:r>
       <w:proofErr w:type="spellEnd"/>
       <w:r>
-        <w:t xml:space="preserve"> proses kirim data </w:t>
+        <w:t xml:space="preserve"> proses </w:t>
+      </w:r>
+      <w:proofErr w:type="spellStart"/>
+      <w:r>
+        <w:t>kirim</w:t>
+      </w:r>
+      <w:proofErr w:type="spellEnd"/>
+      <w:r>
+        <w:t xml:space="preserve"> data </w:t>
       </w:r>
       <w:proofErr w:type="spellStart"/>
       <w:r>
@@ -10071,7 +10782,15 @@
       </w:r>
       <w:proofErr w:type="spellEnd"/>
       <w:r>
-        <w:t xml:space="preserve"> itu, </w:t>
+        <w:t xml:space="preserve"> </w:t>
+      </w:r>
+      <w:proofErr w:type="spellStart"/>
+      <w:r>
+        <w:t>itu</w:t>
+      </w:r>
+      <w:proofErr w:type="spellEnd"/>
+      <w:r>
+        <w:t xml:space="preserve">, </w:t>
       </w:r>
       <w:proofErr w:type="spellStart"/>
       <w:r>
@@ -10159,7 +10878,15 @@
       </w:r>
       <w:proofErr w:type="spellEnd"/>
       <w:r>
-        <w:t xml:space="preserve">, seperti </w:t>
+        <w:t xml:space="preserve">, </w:t>
+      </w:r>
+      <w:proofErr w:type="spellStart"/>
+      <w:r>
+        <w:t>seperti</w:t>
+      </w:r>
+      <w:proofErr w:type="spellEnd"/>
+      <w:r>
+        <w:t xml:space="preserve"> </w:t>
       </w:r>
       <w:proofErr w:type="spellStart"/>
       <w:r>
@@ -10275,7 +11002,15 @@
       </w:r>
       <w:proofErr w:type="spellEnd"/>
       <w:r>
-        <w:t xml:space="preserve"> keseluruhan.</w:t>
+        <w:t xml:space="preserve"> </w:t>
+      </w:r>
+      <w:proofErr w:type="spellStart"/>
+      <w:r>
+        <w:t>keseluruhan</w:t>
+      </w:r>
+      <w:proofErr w:type="spellEnd"/>
+      <w:r>
+        <w:t>.</w:t>
       </w:r>
     </w:p>
     <w:p>
@@ -10291,7 +11026,21 @@
         <w:rPr>
           <w:spacing w:val="1"/>
         </w:rPr>
-        <w:t xml:space="preserve">Hasil Pengujian </w:t>
+        <w:t xml:space="preserve">Hasil </w:t>
+      </w:r>
+      <w:proofErr w:type="spellStart"/>
+      <w:r>
+        <w:rPr>
+          <w:spacing w:val="1"/>
+        </w:rPr>
+        <w:t>Pengujian</w:t>
+      </w:r>
+      <w:proofErr w:type="spellEnd"/>
+      <w:r>
+        <w:rPr>
+          <w:spacing w:val="1"/>
+        </w:rPr>
+        <w:t xml:space="preserve"> </w:t>
       </w:r>
       <w:r>
         <w:rPr>
@@ -10323,8 +11072,13 @@
       </w:r>
     </w:p>
     <w:p>
-      <w:r>
-        <w:t xml:space="preserve">Pengujian </w:t>
+      <w:proofErr w:type="spellStart"/>
+      <w:r>
+        <w:t>Pengujian</w:t>
+      </w:r>
+      <w:proofErr w:type="spellEnd"/>
+      <w:r>
+        <w:t xml:space="preserve"> </w:t>
       </w:r>
       <w:proofErr w:type="spellStart"/>
       <w:r>
@@ -10398,7 +11152,15 @@
       </w:r>
       <w:proofErr w:type="spellEnd"/>
       <w:r>
-        <w:t xml:space="preserve"> ke </w:t>
+        <w:t xml:space="preserve"> </w:t>
+      </w:r>
+      <w:proofErr w:type="spellStart"/>
+      <w:r>
+        <w:t>ke</w:t>
+      </w:r>
+      <w:proofErr w:type="spellEnd"/>
+      <w:r>
+        <w:t xml:space="preserve"> </w:t>
       </w:r>
       <w:proofErr w:type="spellStart"/>
       <w:r>
@@ -10446,7 +11208,23 @@
       </w:r>
       <w:proofErr w:type="spellEnd"/>
       <w:r>
-        <w:t xml:space="preserve">. Pengujian ini </w:t>
+        <w:t xml:space="preserve">. </w:t>
+      </w:r>
+      <w:proofErr w:type="spellStart"/>
+      <w:r>
+        <w:t>Pengujian</w:t>
+      </w:r>
+      <w:proofErr w:type="spellEnd"/>
+      <w:r>
+        <w:t xml:space="preserve"> </w:t>
+      </w:r>
+      <w:proofErr w:type="spellStart"/>
+      <w:r>
+        <w:t>ini</w:t>
+      </w:r>
+      <w:proofErr w:type="spellEnd"/>
+      <w:r>
+        <w:t xml:space="preserve"> </w:t>
       </w:r>
       <w:proofErr w:type="spellStart"/>
       <w:r>
@@ -10517,7 +11295,23 @@
       </w:r>
       <w:proofErr w:type="spellEnd"/>
       <w:r>
-        <w:t xml:space="preserve"> hasil pengujian yang </w:t>
+        <w:t xml:space="preserve"> </w:t>
+      </w:r>
+      <w:proofErr w:type="spellStart"/>
+      <w:r>
+        <w:t>hasil</w:t>
+      </w:r>
+      <w:proofErr w:type="spellEnd"/>
+      <w:r>
+        <w:t xml:space="preserve"> </w:t>
+      </w:r>
+      <w:proofErr w:type="spellStart"/>
+      <w:r>
+        <w:t>pengujian</w:t>
+      </w:r>
+      <w:proofErr w:type="spellEnd"/>
+      <w:r>
+        <w:t xml:space="preserve"> yang </w:t>
       </w:r>
       <w:proofErr w:type="spellStart"/>
       <w:r>
@@ -10556,7 +11350,15 @@
       </w:r>
       <w:proofErr w:type="spellEnd"/>
       <w:r>
-        <w:t xml:space="preserve"> 2,150 detik, </w:t>
+        <w:t xml:space="preserve"> 2,150 </w:t>
+      </w:r>
+      <w:proofErr w:type="spellStart"/>
+      <w:r>
+        <w:t>detik</w:t>
+      </w:r>
+      <w:proofErr w:type="spellEnd"/>
+      <w:r>
+        <w:t xml:space="preserve">, </w:t>
       </w:r>
       <w:proofErr w:type="spellStart"/>
       <w:r>
@@ -10588,7 +11390,15 @@
       </w:r>
       <w:proofErr w:type="spellEnd"/>
       <w:r>
-        <w:t xml:space="preserve"> keseluruhan, rata-rata </w:t>
+        <w:t xml:space="preserve"> </w:t>
+      </w:r>
+      <w:proofErr w:type="spellStart"/>
+      <w:r>
+        <w:t>keseluruhan</w:t>
+      </w:r>
+      <w:proofErr w:type="spellEnd"/>
+      <w:r>
+        <w:t xml:space="preserve">, rata-rata </w:t>
       </w:r>
       <w:r>
         <w:rPr>
@@ -10680,7 +11490,15 @@
       </w:r>
       <w:proofErr w:type="spellEnd"/>
       <w:r>
-        <w:t xml:space="preserve"> 2,500 detik dan pada </w:t>
+        <w:t xml:space="preserve"> 2,500 </w:t>
+      </w:r>
+      <w:proofErr w:type="spellStart"/>
+      <w:r>
+        <w:t>detik</w:t>
+      </w:r>
+      <w:proofErr w:type="spellEnd"/>
+      <w:r>
+        <w:t xml:space="preserve"> dan pada </w:t>
       </w:r>
       <w:proofErr w:type="spellStart"/>
       <w:r>
@@ -10720,7 +11538,15 @@
       </w:r>
       <w:proofErr w:type="spellEnd"/>
       <w:r>
-        <w:t xml:space="preserve"> 3 detik. </w:t>
+        <w:t xml:space="preserve"> 3 </w:t>
+      </w:r>
+      <w:proofErr w:type="spellStart"/>
+      <w:r>
+        <w:t>detik</w:t>
+      </w:r>
+      <w:proofErr w:type="spellEnd"/>
+      <w:r>
+        <w:t xml:space="preserve">. </w:t>
       </w:r>
       <w:r>
         <w:rPr>
@@ -10809,7 +11635,7 @@
           <w:szCs w:val="20"/>
         </w:rPr>
       </w:pPr>
-      <w:bookmarkStart w:id="18" w:name="_Toc204162973"/>
+      <w:bookmarkStart w:id="17" w:name="_Toc204162973"/>
       <w:r>
         <w:rPr>
           <w:i w:val="0"/>
@@ -10840,7 +11666,6 @@
         </w:rPr>
         <w:t xml:space="preserve">Hasil Pengujian </w:t>
       </w:r>
-      <w:proofErr w:type="spellStart"/>
       <w:r>
         <w:rPr>
           <w:color w:val="auto"/>
@@ -10849,7 +11674,6 @@
         </w:rPr>
         <w:t>Delay</w:t>
       </w:r>
-      <w:proofErr w:type="spellEnd"/>
       <w:r>
         <w:rPr>
           <w:i w:val="0"/>
@@ -10860,7 +11684,7 @@
         </w:rPr>
         <w:t xml:space="preserve"> Notifikasi Telegram</w:t>
       </w:r>
-      <w:bookmarkEnd w:id="18"/>
+      <w:bookmarkEnd w:id="17"/>
     </w:p>
     <w:tbl>
       <w:tblPr>
@@ -10923,7 +11747,6 @@
                 <w:szCs w:val="20"/>
               </w:rPr>
             </w:pPr>
-            <w:proofErr w:type="spellStart"/>
             <w:r>
               <w:rPr>
                 <w:rFonts w:eastAsia="Times New Roman"/>
@@ -10936,7 +11759,6 @@
               </w:rPr>
               <w:t>Delay</w:t>
             </w:r>
-            <w:proofErr w:type="spellEnd"/>
             <w:r>
               <w:rPr>
                 <w:rFonts w:eastAsia="Times New Roman"/>
@@ -10965,7 +11787,6 @@
                 <w:szCs w:val="20"/>
               </w:rPr>
             </w:pPr>
-            <w:proofErr w:type="spellStart"/>
             <w:r>
               <w:rPr>
                 <w:rFonts w:eastAsia="Times New Roman"/>
@@ -10978,7 +11799,6 @@
               </w:rPr>
               <w:t>Delay</w:t>
             </w:r>
-            <w:proofErr w:type="spellEnd"/>
             <w:r>
               <w:rPr>
                 <w:rFonts w:eastAsia="Times New Roman"/>
@@ -11017,7 +11837,6 @@
               </w:rPr>
               <w:t xml:space="preserve">Rata-rata </w:t>
             </w:r>
-            <w:proofErr w:type="spellStart"/>
             <w:r>
               <w:rPr>
                 <w:rFonts w:eastAsia="Times New Roman"/>
@@ -11030,7 +11849,6 @@
               </w:rPr>
               <w:t>Delay</w:t>
             </w:r>
-            <w:proofErr w:type="spellEnd"/>
             <w:r>
               <w:rPr>
                 <w:rFonts w:eastAsia="Times New Roman"/>
@@ -12704,7 +13522,6 @@
               </w:rPr>
               <w:t xml:space="preserve">Total Rata-rata </w:t>
             </w:r>
-            <w:proofErr w:type="spellStart"/>
             <w:r>
               <w:rPr>
                 <w:rFonts w:eastAsia="Times New Roman"/>
@@ -12717,7 +13534,6 @@
               </w:rPr>
               <w:t>Delay</w:t>
             </w:r>
-            <w:proofErr w:type="spellEnd"/>
             <w:r>
               <w:rPr>
                 <w:rFonts w:eastAsia="Times New Roman"/>
@@ -13573,40 +14389,142 @@
       <w:spacing w:line="200" w:lineRule="exact"/>
     </w:pPr>
     <w:r>
-      <w:pict w14:anchorId="69CDE656">
-        <v:shapetype id="_x0000_t202" coordsize="21600,21600" o:spt="202" path="m,l,21600r21600,l21600,xe">
-          <v:stroke joinstyle="miter"/>
-          <v:path gradientshapeok="t" o:connecttype="rect"/>
-        </v:shapetype>
-        <v:shape id="_x0000_s1025" type="#_x0000_t202" style="position:absolute;left:0;text-align:left;margin-left:293.25pt;margin-top:783.85pt;width:9pt;height:12pt;z-index:-251658752;mso-position-horizontal-relative:page;mso-position-vertical-relative:page" filled="f" stroked="f">
-          <v:textbox style="mso-next-textbox:#_x0000_s1025" inset="0,0,0,0">
-            <w:txbxContent>
-              <w:p>
-                <w:pPr>
-                  <w:spacing w:line="220" w:lineRule="exact"/>
-                  <w:ind w:left="40"/>
-                </w:pPr>
-                <w:r>
-                  <w:fldChar w:fldCharType="begin"/>
-                </w:r>
-                <w:r>
-                  <w:instrText xml:space="preserve"> PAGE </w:instrText>
-                </w:r>
-                <w:r>
-                  <w:fldChar w:fldCharType="separate"/>
-                </w:r>
-                <w:r>
-                  <w:t>2</w:t>
-                </w:r>
-                <w:r>
-                  <w:fldChar w:fldCharType="end"/>
-                </w:r>
-              </w:p>
-            </w:txbxContent>
-          </v:textbox>
-          <w10:wrap anchorx="page" anchory="page"/>
-        </v:shape>
-      </w:pict>
+      <w:rPr>
+        <w:noProof/>
+      </w:rPr>
+      <mc:AlternateContent>
+        <mc:Choice Requires="wps">
+          <w:drawing>
+            <wp:anchor distT="0" distB="0" distL="114300" distR="114300" simplePos="0" relativeHeight="251657728" behindDoc="1" locked="0" layoutInCell="1" allowOverlap="1" wp14:anchorId="69CDE656" wp14:editId="7ADB6ECB">
+              <wp:simplePos x="0" y="0"/>
+              <wp:positionH relativeFrom="page">
+                <wp:posOffset>3724275</wp:posOffset>
+              </wp:positionH>
+              <wp:positionV relativeFrom="page">
+                <wp:posOffset>9954895</wp:posOffset>
+              </wp:positionV>
+              <wp:extent cx="114300" cy="152400"/>
+              <wp:effectExtent l="0" t="1270" r="0" b="0"/>
+              <wp:wrapNone/>
+              <wp:docPr id="1490039490" name="Text Box 2"/>
+              <wp:cNvGraphicFramePr>
+                <a:graphicFrameLocks xmlns:a="http://schemas.openxmlformats.org/drawingml/2006/main"/>
+              </wp:cNvGraphicFramePr>
+              <a:graphic xmlns:a="http://schemas.openxmlformats.org/drawingml/2006/main">
+                <a:graphicData uri="http://schemas.microsoft.com/office/word/2010/wordprocessingShape">
+                  <wps:wsp>
+                    <wps:cNvSpPr txBox="1">
+                      <a:spLocks noChangeArrowheads="1"/>
+                    </wps:cNvSpPr>
+                    <wps:spPr bwMode="auto">
+                      <a:xfrm>
+                        <a:off x="0" y="0"/>
+                        <a:ext cx="114300" cy="152400"/>
+                      </a:xfrm>
+                      <a:prstGeom prst="rect">
+                        <a:avLst/>
+                      </a:prstGeom>
+                      <a:noFill/>
+                      <a:ln>
+                        <a:noFill/>
+                      </a:ln>
+                      <a:extLst>
+                        <a:ext uri="{909E8E84-426E-40DD-AFC4-6F175D3DCCD1}">
+                          <a14:hiddenFill xmlns:a14="http://schemas.microsoft.com/office/drawing/2010/main">
+                            <a:solidFill>
+                              <a:srgbClr val="FFFFFF"/>
+                            </a:solidFill>
+                          </a14:hiddenFill>
+                        </a:ext>
+                        <a:ext uri="{91240B29-F687-4F45-9708-019B960494DF}">
+                          <a14:hiddenLine xmlns:a14="http://schemas.microsoft.com/office/drawing/2010/main" w="9525">
+                            <a:solidFill>
+                              <a:srgbClr val="000000"/>
+                            </a:solidFill>
+                            <a:miter lim="800000"/>
+                            <a:headEnd/>
+                            <a:tailEnd/>
+                          </a14:hiddenLine>
+                        </a:ext>
+                      </a:extLst>
+                    </wps:spPr>
+                    <wps:txbx>
+                      <w:txbxContent>
+                        <w:p>
+                          <w:pPr>
+                            <w:spacing w:line="220" w:lineRule="exact"/>
+                            <w:ind w:left="40"/>
+                          </w:pPr>
+                          <w:r>
+                            <w:fldChar w:fldCharType="begin"/>
+                          </w:r>
+                          <w:r>
+                            <w:instrText xml:space="preserve"> PAGE </w:instrText>
+                          </w:r>
+                          <w:r>
+                            <w:fldChar w:fldCharType="separate"/>
+                          </w:r>
+                          <w:r>
+                            <w:t>2</w:t>
+                          </w:r>
+                          <w:r>
+                            <w:fldChar w:fldCharType="end"/>
+                          </w:r>
+                        </w:p>
+                      </w:txbxContent>
+                    </wps:txbx>
+                    <wps:bodyPr rot="0" vert="horz" wrap="square" lIns="0" tIns="0" rIns="0" bIns="0" anchor="t" anchorCtr="0" upright="1">
+                      <a:noAutofit/>
+                    </wps:bodyPr>
+                  </wps:wsp>
+                </a:graphicData>
+              </a:graphic>
+              <wp14:sizeRelH relativeFrom="page">
+                <wp14:pctWidth>0</wp14:pctWidth>
+              </wp14:sizeRelH>
+              <wp14:sizeRelV relativeFrom="page">
+                <wp14:pctHeight>0</wp14:pctHeight>
+              </wp14:sizeRelV>
+            </wp:anchor>
+          </w:drawing>
+        </mc:Choice>
+        <mc:Fallback>
+          <w:pict>
+            <v:shapetype w14:anchorId="69CDE656" id="_x0000_t202" coordsize="21600,21600" o:spt="202" path="m,l,21600r21600,l21600,xe">
+              <v:stroke joinstyle="miter"/>
+              <v:path gradientshapeok="t" o:connecttype="rect"/>
+            </v:shapetype>
+            <v:shape id="Text Box 2" o:spid="_x0000_s1026" type="#_x0000_t202" style="position:absolute;left:0;text-align:left;margin-left:293.25pt;margin-top:783.85pt;width:9pt;height:12pt;z-index:-251658752;visibility:visible;mso-wrap-style:square;mso-width-percent:0;mso-height-percent:0;mso-wrap-distance-left:9pt;mso-wrap-distance-top:0;mso-wrap-distance-right:9pt;mso-wrap-distance-bottom:0;mso-position-horizontal:absolute;mso-position-horizontal-relative:page;mso-position-vertical:absolute;mso-position-vertical-relative:page;mso-width-percent:0;mso-height-percent:0;mso-width-relative:page;mso-height-relative:page;v-text-anchor:top" o:gfxdata="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" filled="f" stroked="f">
+              <v:textbox inset="0,0,0,0">
+                <w:txbxContent>
+                  <w:p>
+                    <w:pPr>
+                      <w:spacing w:line="220" w:lineRule="exact"/>
+                      <w:ind w:left="40"/>
+                    </w:pPr>
+                    <w:r>
+                      <w:fldChar w:fldCharType="begin"/>
+                    </w:r>
+                    <w:r>
+                      <w:instrText xml:space="preserve"> PAGE </w:instrText>
+                    </w:r>
+                    <w:r>
+                      <w:fldChar w:fldCharType="separate"/>
+                    </w:r>
+                    <w:r>
+                      <w:t>2</w:t>
+                    </w:r>
+                    <w:r>
+                      <w:fldChar w:fldCharType="end"/>
+                    </w:r>
+                  </w:p>
+                </w:txbxContent>
+              </v:textbox>
+              <w10:wrap anchorx="page" anchory="page"/>
+            </v:shape>
+          </w:pict>
+        </mc:Fallback>
+      </mc:AlternateContent>
     </w:r>
   </w:p>
 </w:ftr>
@@ -14957,7 +15875,6 @@
   <w:style w:type="character" w:default="1" w:styleId="DefaultParagraphFont">
     <w:name w:val="Default Paragraph Font"/>
     <w:uiPriority w:val="1"/>
-    <w:semiHidden/>
     <w:unhideWhenUsed/>
   </w:style>
   <w:style w:type="table" w:default="1" w:styleId="TableNormal">
@@ -15504,7 +16421,7 @@
     <w:charset w:val="00"/>
     <w:family w:val="swiss"/>
     <w:pitch w:val="variable"/>
-    <w:sig w:usb0="E4002EFF" w:usb1="C000247B" w:usb2="00000009" w:usb3="00000000" w:csb0="000001FF" w:csb1="00000000"/>
+    <w:sig w:usb0="E4002EFF" w:usb1="C200247B" w:usb2="00000009" w:usb3="00000000" w:csb0="000001FF" w:csb1="00000000"/>
   </w:font>
   <w:font w:name="Cambria Math">
     <w:panose1 w:val="02040503050406030204"/>
@@ -15518,7 +16435,7 @@
     <w:charset w:val="00"/>
     <w:family w:val="swiss"/>
     <w:pitch w:val="variable"/>
-    <w:sig w:usb0="E4002EFF" w:usb1="C000247B" w:usb2="00000009" w:usb3="00000000" w:csb0="000001FF" w:csb1="00000000"/>
+    <w:sig w:usb0="E4002EFF" w:usb1="C200247B" w:usb2="00000009" w:usb3="00000000" w:csb0="000001FF" w:csb1="00000000"/>
   </w:font>
 </w:fonts>
 </file>
@@ -15551,7 +16468,9 @@
     <w:rsid w:val="00B34B0E"/>
     <w:rsid w:val="00CC0BC4"/>
     <w:rsid w:val="00CE7D19"/>
+    <w:rsid w:val="00D202C2"/>
     <w:rsid w:val="00F66632"/>
+    <w:rsid w:val="00FC288B"/>
   </w:rsids>
   <m:mathPr>
     <m:mathFont m:val="Cambria Math"/>
@@ -15568,8 +16487,8 @@
   </m:mathPr>
   <w:themeFontLang w:val="en-US"/>
   <w:clrSchemeMapping w:bg1="light1" w:t1="dark1" w:bg2="light2" w:t2="dark2" w:accent1="accent1" w:accent2="accent2" w:accent3="accent3" w:accent4="accent4" w:accent5="accent5" w:accent6="accent6" w:hyperlink="hyperlink" w:followedHyperlink="followedHyperlink"/>
-  <w:decimalSymbol w:val=","/>
-  <w:listSeparator w:val=";"/>
+  <w:decimalSymbol w:val="."/>
+  <w:listSeparator w:val=","/>
   <w15:chartTrackingRefBased/>
 </w:settings>
 </file>
